--- a/ads/software-basico/Provas/P1 - Finalizada.docx
+++ b/ads/software-basico/Provas/P1 - Finalizada.docx
@@ -1,141 +1,14 @@
 
 <file path=word/document.xml><?xml version="1.0" encoding="utf-8"?>
-<w:document xmlns:wpc="http://schemas.microsoft.com/office/word/2010/wordprocessingCanvas" xmlns:cx="http://schemas.microsoft.com/office/drawing/2014/chartex" xmlns:cx1="http://schemas.microsoft.com/office/drawing/2015/9/8/chartex" xmlns:cx2="http://schemas.microsoft.com/office/drawing/2015/10/21/chartex" xmlns:cx3="http://schemas.microsoft.com/office/drawing/2016/5/9/chartex" xmlns:cx4="http://schemas.microsoft.com/office/drawing/2016/5/10/chartex" xmlns:cx5="http://schemas.microsoft.com/office/drawing/2016/5/11/chartex" xmlns:cx6="http://schemas.microsoft.com/office/drawing/2016/5/12/chartex" xmlns:cx7="http://schemas.microsoft.com/office/drawing/2016/5/13/chartex" xmlns:cx8="http://schemas.microsoft.com/office/drawing/2016/5/14/chartex" xmlns:mc="http://schemas.openxmlformats.org/markup-compatibility/2006" xmlns:aink="http://schemas.microsoft.com/office/drawing/2016/ink" xmlns:am3d="http://schemas.microsoft.com/office/drawing/2017/model3d" xmlns:o="urn:schemas-microsoft-com:office:office" xmlns:r="http://schemas.openxmlformats.org/officeDocument/2006/relationships" xmlns:m="http://schemas.openxmlformats.org/officeDocument/2006/math" xmlns:v="urn:schemas-microsoft-com:vml" xmlns:wp14="http://schemas.microsoft.com/office/word/2010/wordprocessingDrawing" xmlns:wp="http://schemas.openxmlformats.org/drawingml/2006/wordprocessingDrawing" xmlns:w10="urn:schemas-microsoft-com:office:word" xmlns:w="http://schemas.openxmlformats.org/wordprocessingml/2006/main" xmlns:w14="http://schemas.microsoft.com/office/word/2010/wordml" xmlns:w15="http://schemas.microsoft.com/office/word/2012/wordml" xmlns:w16cid="http://schemas.microsoft.com/office/word/2016/wordml/cid" xmlns:w16se="http://schemas.microsoft.com/office/word/2015/wordml/symex" xmlns:wpg="http://schemas.microsoft.com/office/word/2010/wordprocessingGroup" xmlns:wpi="http://schemas.microsoft.com/office/word/2010/wordprocessingInk" xmlns:wne="http://schemas.microsoft.com/office/word/2006/wordml" xmlns:wps="http://schemas.microsoft.com/office/word/2010/wordprocessingShape" mc:Ignorable="w14 w15 w16se w16cid wp14">
+<w:document xmlns:wpc="http://schemas.microsoft.com/office/word/2010/wordprocessingCanvas" xmlns:cx="http://schemas.microsoft.com/office/drawing/2014/chartex" xmlns:cx1="http://schemas.microsoft.com/office/drawing/2015/9/8/chartex" xmlns:cx2="http://schemas.microsoft.com/office/drawing/2015/10/21/chartex" xmlns:cx3="http://schemas.microsoft.com/office/drawing/2016/5/9/chartex" xmlns:cx4="http://schemas.microsoft.com/office/drawing/2016/5/10/chartex" xmlns:cx5="http://schemas.microsoft.com/office/drawing/2016/5/11/chartex" xmlns:cx6="http://schemas.microsoft.com/office/drawing/2016/5/12/chartex" xmlns:cx7="http://schemas.microsoft.com/office/drawing/2016/5/13/chartex" xmlns:cx8="http://schemas.microsoft.com/office/drawing/2016/5/14/chartex" xmlns:mc="http://schemas.openxmlformats.org/markup-compatibility/2006" xmlns:aink="http://schemas.microsoft.com/office/drawing/2016/ink" xmlns:am3d="http://schemas.microsoft.com/office/drawing/2017/model3d" xmlns:o="urn:schemas-microsoft-com:office:office" xmlns:oel="http://schemas.microsoft.com/office/2019/extlst" xmlns:r="http://schemas.openxmlformats.org/officeDocument/2006/relationships" xmlns:m="http://schemas.openxmlformats.org/officeDocument/2006/math" xmlns:v="urn:schemas-microsoft-com:vml" xmlns:wp14="http://schemas.microsoft.com/office/word/2010/wordprocessingDrawing" xmlns:wp="http://schemas.openxmlformats.org/drawingml/2006/wordprocessingDrawing" xmlns:w10="urn:schemas-microsoft-com:office:word" xmlns:w="http://schemas.openxmlformats.org/wordprocessingml/2006/main" xmlns:w14="http://schemas.microsoft.com/office/word/2010/wordml" xmlns:w15="http://schemas.microsoft.com/office/word/2012/wordml" xmlns:w16cex="http://schemas.microsoft.com/office/word/2018/wordml/cex" xmlns:w16cid="http://schemas.microsoft.com/office/word/2016/wordml/cid" xmlns:w16="http://schemas.microsoft.com/office/word/2018/wordml" xmlns:w16du="http://schemas.microsoft.com/office/word/2023/wordml/word16du" xmlns:w16sdtdh="http://schemas.microsoft.com/office/word/2020/wordml/sdtdatahash" xmlns:w16sdtfl="http://schemas.microsoft.com/office/word/2024/wordml/sdtformatlock" xmlns:w16se="http://schemas.microsoft.com/office/word/2015/wordml/symex" xmlns:wpg="http://schemas.microsoft.com/office/word/2010/wordprocessingGroup" xmlns:wpi="http://schemas.microsoft.com/office/word/2010/wordprocessingInk" xmlns:wne="http://schemas.microsoft.com/office/word/2006/wordml" xmlns:wps="http://schemas.microsoft.com/office/word/2010/wordprocessingShape" mc:Ignorable="w14 w15 w16se w16cid w16 w16cex w16sdtdh w16sdtfl w16du wp14">
   <w:body>
     <w:p>
       <w:bookmarkStart w:id="0" w:name="_Hlk145434343"/>
       <w:r>
+        <w:t xml:space="preserve"> </w:t>
+      </w:r>
+      <w:r>
         <w:t>Antes de Realizar a Prova:</w:t>
-      </w:r>
-    </w:p>
-    <w:p>
-      <w:pPr>
-        <w:pStyle w:val="PargrafodaLista"/>
-        <w:numPr>
-          <w:ilvl w:val="0"/>
-          <w:numId w:val="3"/>
-        </w:numPr>
-        <w:spacing w:after="0" w:line="360" w:lineRule="auto"/>
-        <w:ind w:left="357" w:hanging="357"/>
-        <w:jc w:val="both"/>
-        <w:rPr>
-          <w:rFonts w:ascii="Times New Roman" w:hAnsi="Times New Roman" w:cs="Times New Roman"/>
-        </w:rPr>
-      </w:pPr>
-      <w:r>
-        <w:rPr>
-          <w:rFonts w:ascii="Times New Roman" w:hAnsi="Times New Roman" w:cs="Times New Roman"/>
-        </w:rPr>
-        <w:t xml:space="preserve">Essa prova tem o peso </w:t>
-      </w:r>
-      <w:r>
-        <w:rPr>
-          <w:rFonts w:ascii="Times New Roman" w:hAnsi="Times New Roman" w:cs="Times New Roman"/>
-        </w:rPr>
-        <w:t>5</w:t>
-      </w:r>
-      <w:r>
-        <w:rPr>
-          <w:rFonts w:ascii="Times New Roman" w:hAnsi="Times New Roman" w:cs="Times New Roman"/>
-        </w:rPr>
-        <w:t xml:space="preserve">, </w:t>
-      </w:r>
-      <w:r>
-        <w:rPr>
-          <w:rFonts w:ascii="Times New Roman" w:hAnsi="Times New Roman" w:cs="Times New Roman"/>
-        </w:rPr>
-        <w:t>5</w:t>
-      </w:r>
-      <w:r>
-        <w:rPr>
-          <w:rFonts w:ascii="Times New Roman" w:hAnsi="Times New Roman" w:cs="Times New Roman"/>
-        </w:rPr>
-        <w:t>0</w:t>
-      </w:r>
-      <w:r>
-        <w:rPr>
-          <w:rFonts w:ascii="Times New Roman" w:hAnsi="Times New Roman" w:cs="Times New Roman"/>
-        </w:rPr>
-        <w:t xml:space="preserve">% da Nota M1 da disciplina em </w:t>
-      </w:r>
-      <w:r>
-        <w:rPr>
-          <w:rFonts w:ascii="Times New Roman" w:hAnsi="Times New Roman" w:cs="Times New Roman"/>
-          <w:b/>
-          <w:bCs/>
-        </w:rPr>
-        <w:t>Software Básico</w:t>
-      </w:r>
-      <w:r>
-        <w:rPr>
-          <w:rFonts w:ascii="Times New Roman" w:hAnsi="Times New Roman" w:cs="Times New Roman"/>
-          <w:b/>
-          <w:bCs/>
-        </w:rPr>
-        <w:t>;</w:t>
-      </w:r>
-    </w:p>
-    <w:p>
-      <w:pPr>
-        <w:pStyle w:val="PargrafodaLista"/>
-        <w:numPr>
-          <w:ilvl w:val="0"/>
-          <w:numId w:val="3"/>
-        </w:numPr>
-        <w:spacing w:after="0" w:line="360" w:lineRule="auto"/>
-        <w:ind w:left="357" w:hanging="357"/>
-        <w:jc w:val="both"/>
-        <w:rPr>
-          <w:rFonts w:ascii="Times New Roman" w:hAnsi="Times New Roman" w:cs="Times New Roman"/>
-        </w:rPr>
-      </w:pPr>
-      <w:r>
-        <w:rPr>
-          <w:rFonts w:ascii="Times New Roman" w:hAnsi="Times New Roman" w:cs="Times New Roman"/>
-        </w:rPr>
-        <w:t xml:space="preserve">A prova é composta por </w:t>
-      </w:r>
-      <w:r>
-        <w:rPr>
-          <w:rFonts w:ascii="Times New Roman" w:hAnsi="Times New Roman" w:cs="Times New Roman"/>
-        </w:rPr>
-        <w:t xml:space="preserve">5 </w:t>
-      </w:r>
-      <w:r>
-        <w:rPr>
-          <w:rFonts w:ascii="Times New Roman" w:hAnsi="Times New Roman" w:cs="Times New Roman"/>
-        </w:rPr>
-        <w:t xml:space="preserve">questões com o peso de </w:t>
-      </w:r>
-      <w:r>
-        <w:rPr>
-          <w:rFonts w:ascii="Times New Roman" w:hAnsi="Times New Roman" w:cs="Times New Roman"/>
-        </w:rPr>
-        <w:t xml:space="preserve">1 </w:t>
-      </w:r>
-      <w:r>
-        <w:rPr>
-          <w:rFonts w:ascii="Times New Roman" w:hAnsi="Times New Roman" w:cs="Times New Roman"/>
-        </w:rPr>
-        <w:t>ponto para cada questão; A prova tem um total de</w:t>
-      </w:r>
-      <w:r>
-        <w:rPr>
-          <w:rFonts w:ascii="Times New Roman" w:hAnsi="Times New Roman" w:cs="Times New Roman"/>
-        </w:rPr>
-        <w:t xml:space="preserve"> </w:t>
-      </w:r>
-      <w:r>
-        <w:rPr>
-          <w:rFonts w:ascii="Times New Roman" w:hAnsi="Times New Roman" w:cs="Times New Roman"/>
-        </w:rPr>
-        <w:t>5</w:t>
-      </w:r>
-      <w:r>
-        <w:rPr>
-          <w:rFonts w:ascii="Times New Roman" w:hAnsi="Times New Roman" w:cs="Times New Roman"/>
-        </w:rPr>
-        <w:t xml:space="preserve"> pontos.</w:t>
       </w:r>
     </w:p>
     <w:p>
@@ -252,477 +125,2168 @@
     </w:p>
     <w:p>
       <w:pPr>
+        <w:pStyle w:val="PargrafodaLista"/>
+        <w:spacing w:after="0" w:line="360" w:lineRule="auto"/>
+        <w:ind w:left="357"/>
+        <w:jc w:val="center"/>
+        <w:rPr>
+          <w:rFonts w:ascii="Times New Roman" w:hAnsi="Times New Roman" w:cs="Times New Roman"/>
+          <w:b/>
+          <w:sz w:val="32"/>
+        </w:rPr>
+      </w:pPr>
+      <w:r>
+        <w:rPr>
+          <w:rFonts w:ascii="Times New Roman" w:hAnsi="Times New Roman" w:cs="Times New Roman"/>
+          <w:b/>
+          <w:sz w:val="32"/>
+        </w:rPr>
+        <w:t>GABARITO</w:t>
+      </w:r>
+    </w:p>
+    <w:p>
+      <w:pPr>
+        <w:pStyle w:val="PargrafodaLista"/>
+        <w:spacing w:after="0" w:line="360" w:lineRule="auto"/>
+        <w:ind w:left="0" w:firstLine="397"/>
+        <w:jc w:val="both"/>
+        <w:rPr>
+          <w:rFonts w:ascii="Times New Roman" w:hAnsi="Times New Roman" w:cs="Times New Roman"/>
+        </w:rPr>
+        <w:sectPr>
+          <w:headerReference w:type="first" r:id="rId8"/>
+          <w:pgSz w:w="11906" w:h="16838"/>
+          <w:pgMar w:top="1418" w:right="1701" w:bottom="1418" w:left="1701" w:header="2835" w:footer="709" w:gutter="0"/>
+          <w:cols w:space="708"/>
+          <w:titlePg/>
+          <w:docGrid w:linePitch="360"/>
+        </w:sectPr>
+      </w:pPr>
+      <w:r>
+        <w:rPr>
+          <w:rFonts w:ascii="Times New Roman" w:hAnsi="Times New Roman" w:cs="Times New Roman"/>
+        </w:rPr>
+        <w:t>Assinale suas respostas no gabarito. Para a correção das questões objetivas, serão consideradas apenas as alternativas marcadas no gabarito, com uma única alternativa por questão.</w:t>
+      </w:r>
+      <w:r>
+        <w:rPr>
+          <w:rFonts w:ascii="Times New Roman" w:hAnsi="Times New Roman" w:cs="Times New Roman"/>
+        </w:rPr>
+        <w:t xml:space="preserve"> </w:t>
+      </w:r>
+    </w:p>
+    <w:tbl>
+      <w:tblPr>
+        <w:tblStyle w:val="Tabelacomgrade"/>
+        <w:tblW w:w="5103" w:type="dxa"/>
+        <w:jc w:val="center"/>
+        <w:tblLook w:val="04A0" w:firstRow="1" w:lastRow="0" w:firstColumn="1" w:lastColumn="0" w:noHBand="0" w:noVBand="1"/>
+      </w:tblPr>
+      <w:tblGrid>
+        <w:gridCol w:w="1701"/>
+        <w:gridCol w:w="1701"/>
+        <w:gridCol w:w="1701"/>
+      </w:tblGrid>
+      <w:tr>
+        <w:trPr>
+          <w:trHeight w:val="454"/>
+          <w:jc w:val="center"/>
+        </w:trPr>
+        <w:tc>
+          <w:tcPr>
+            <w:tcW w:w="1701" w:type="dxa"/>
+            <w:shd w:val="clear" w:color="auto" w:fill="BFBFBF" w:themeFill="background1" w:themeFillShade="BF"/>
+            <w:vAlign w:val="center"/>
+          </w:tcPr>
+          <w:p>
+            <w:pPr>
+              <w:pStyle w:val="PargrafodaLista"/>
+              <w:spacing w:after="0" w:line="240" w:lineRule="auto"/>
+              <w:ind w:left="0"/>
+              <w:jc w:val="center"/>
+              <w:rPr>
+                <w:rFonts w:ascii="Times New Roman" w:hAnsi="Times New Roman" w:cs="Times New Roman"/>
+              </w:rPr>
+            </w:pPr>
+            <w:r>
+              <w:rPr>
+                <w:rFonts w:ascii="Times New Roman" w:hAnsi="Times New Roman" w:cs="Times New Roman"/>
+              </w:rPr>
+              <w:t>Questão</w:t>
+            </w:r>
+          </w:p>
+        </w:tc>
+        <w:tc>
+          <w:tcPr>
+            <w:tcW w:w="1701" w:type="dxa"/>
+            <w:shd w:val="clear" w:color="auto" w:fill="BFBFBF" w:themeFill="background1" w:themeFillShade="BF"/>
+            <w:vAlign w:val="center"/>
+          </w:tcPr>
+          <w:p>
+            <w:pPr>
+              <w:pStyle w:val="PargrafodaLista"/>
+              <w:spacing w:after="0" w:line="240" w:lineRule="auto"/>
+              <w:ind w:left="0"/>
+              <w:jc w:val="center"/>
+              <w:rPr>
+                <w:rFonts w:ascii="Times New Roman" w:hAnsi="Times New Roman" w:cs="Times New Roman"/>
+              </w:rPr>
+            </w:pPr>
+            <w:r>
+              <w:rPr>
+                <w:rFonts w:ascii="Times New Roman" w:hAnsi="Times New Roman" w:cs="Times New Roman"/>
+              </w:rPr>
+              <w:t>Alternativa</w:t>
+            </w:r>
+          </w:p>
+        </w:tc>
+        <w:tc>
+          <w:tcPr>
+            <w:tcW w:w="1701" w:type="dxa"/>
+            <w:shd w:val="clear" w:color="auto" w:fill="BFBFBF" w:themeFill="background1" w:themeFillShade="BF"/>
+            <w:vAlign w:val="center"/>
+          </w:tcPr>
+          <w:p>
+            <w:pPr>
+              <w:pStyle w:val="PargrafodaLista"/>
+              <w:spacing w:after="0" w:line="240" w:lineRule="auto"/>
+              <w:ind w:left="0"/>
+              <w:jc w:val="center"/>
+              <w:rPr>
+                <w:rFonts w:ascii="Times New Roman" w:hAnsi="Times New Roman" w:cs="Times New Roman"/>
+              </w:rPr>
+            </w:pPr>
+            <w:r>
+              <w:rPr>
+                <w:rFonts w:ascii="Times New Roman" w:hAnsi="Times New Roman" w:cs="Times New Roman"/>
+              </w:rPr>
+              <w:t>Peso</w:t>
+            </w:r>
+          </w:p>
+        </w:tc>
+      </w:tr>
+      <w:tr>
+        <w:trPr>
+          <w:trHeight w:val="454"/>
+          <w:jc w:val="center"/>
+        </w:trPr>
+        <w:tc>
+          <w:tcPr>
+            <w:tcW w:w="1701" w:type="dxa"/>
+            <w:vAlign w:val="center"/>
+          </w:tcPr>
+          <w:p>
+            <w:pPr>
+              <w:pStyle w:val="PargrafodaLista"/>
+              <w:spacing w:after="0" w:line="240" w:lineRule="auto"/>
+              <w:ind w:left="0"/>
+              <w:jc w:val="center"/>
+              <w:rPr>
+                <w:rFonts w:ascii="Times New Roman" w:hAnsi="Times New Roman" w:cs="Times New Roman"/>
+              </w:rPr>
+            </w:pPr>
+            <w:r>
+              <w:rPr>
+                <w:rFonts w:ascii="Times New Roman" w:hAnsi="Times New Roman" w:cs="Times New Roman"/>
+              </w:rPr>
+              <w:t>1</w:t>
+            </w:r>
+          </w:p>
+        </w:tc>
+        <w:tc>
+          <w:tcPr>
+            <w:tcW w:w="1701" w:type="dxa"/>
+            <w:vAlign w:val="center"/>
+          </w:tcPr>
+          <w:p>
+            <w:pPr>
+              <w:pStyle w:val="PargrafodaLista"/>
+              <w:spacing w:after="0" w:line="240" w:lineRule="auto"/>
+              <w:ind w:left="0"/>
+              <w:jc w:val="center"/>
+              <w:rPr>
+                <w:rFonts w:ascii="Times New Roman" w:hAnsi="Times New Roman" w:cs="Times New Roman"/>
+              </w:rPr>
+            </w:pPr>
+          </w:p>
+        </w:tc>
+        <w:tc>
+          <w:tcPr>
+            <w:tcW w:w="1701" w:type="dxa"/>
+            <w:vAlign w:val="center"/>
+          </w:tcPr>
+          <w:p>
+            <w:pPr>
+              <w:pStyle w:val="PargrafodaLista"/>
+              <w:spacing w:after="0" w:line="240" w:lineRule="auto"/>
+              <w:ind w:left="0"/>
+              <w:jc w:val="center"/>
+              <w:rPr>
+                <w:rFonts w:ascii="Times New Roman" w:hAnsi="Times New Roman" w:cs="Times New Roman"/>
+              </w:rPr>
+            </w:pPr>
+            <w:r>
+              <w:rPr>
+                <w:rFonts w:ascii="Times New Roman" w:hAnsi="Times New Roman" w:cs="Times New Roman"/>
+              </w:rPr>
+              <w:t>1</w:t>
+            </w:r>
+            <w:r>
+              <w:rPr>
+                <w:rFonts w:ascii="Times New Roman" w:hAnsi="Times New Roman" w:cs="Times New Roman"/>
+              </w:rPr>
+              <w:t>,0</w:t>
+            </w:r>
+          </w:p>
+        </w:tc>
+      </w:tr>
+      <w:tr>
+        <w:trPr>
+          <w:trHeight w:val="454"/>
+          <w:jc w:val="center"/>
+        </w:trPr>
+        <w:tc>
+          <w:tcPr>
+            <w:tcW w:w="1701" w:type="dxa"/>
+            <w:vAlign w:val="center"/>
+          </w:tcPr>
+          <w:p>
+            <w:pPr>
+              <w:pStyle w:val="PargrafodaLista"/>
+              <w:spacing w:after="0" w:line="240" w:lineRule="auto"/>
+              <w:ind w:left="0"/>
+              <w:jc w:val="center"/>
+              <w:rPr>
+                <w:rFonts w:ascii="Times New Roman" w:hAnsi="Times New Roman" w:cs="Times New Roman"/>
+              </w:rPr>
+            </w:pPr>
+            <w:r>
+              <w:rPr>
+                <w:rFonts w:ascii="Times New Roman" w:hAnsi="Times New Roman" w:cs="Times New Roman"/>
+              </w:rPr>
+              <w:t>2</w:t>
+            </w:r>
+          </w:p>
+        </w:tc>
+        <w:tc>
+          <w:tcPr>
+            <w:tcW w:w="1701" w:type="dxa"/>
+            <w:vAlign w:val="center"/>
+          </w:tcPr>
+          <w:p>
+            <w:pPr>
+              <w:pStyle w:val="PargrafodaLista"/>
+              <w:spacing w:after="0" w:line="240" w:lineRule="auto"/>
+              <w:ind w:left="0"/>
+              <w:jc w:val="center"/>
+              <w:rPr>
+                <w:rFonts w:ascii="Times New Roman" w:hAnsi="Times New Roman" w:cs="Times New Roman"/>
+              </w:rPr>
+            </w:pPr>
+          </w:p>
+        </w:tc>
+        <w:tc>
+          <w:tcPr>
+            <w:tcW w:w="1701" w:type="dxa"/>
+            <w:vAlign w:val="center"/>
+          </w:tcPr>
+          <w:p>
+            <w:pPr>
+              <w:pStyle w:val="PargrafodaLista"/>
+              <w:spacing w:after="0" w:line="240" w:lineRule="auto"/>
+              <w:ind w:left="0"/>
+              <w:jc w:val="center"/>
+              <w:rPr>
+                <w:rFonts w:ascii="Times New Roman" w:hAnsi="Times New Roman" w:cs="Times New Roman"/>
+              </w:rPr>
+            </w:pPr>
+            <w:r>
+              <w:rPr>
+                <w:rFonts w:ascii="Times New Roman" w:hAnsi="Times New Roman" w:cs="Times New Roman"/>
+              </w:rPr>
+              <w:t>1</w:t>
+            </w:r>
+            <w:r>
+              <w:rPr>
+                <w:rFonts w:ascii="Times New Roman" w:hAnsi="Times New Roman" w:cs="Times New Roman"/>
+              </w:rPr>
+              <w:t>,0</w:t>
+            </w:r>
+          </w:p>
+        </w:tc>
+      </w:tr>
+      <w:tr>
+        <w:trPr>
+          <w:trHeight w:val="454"/>
+          <w:jc w:val="center"/>
+        </w:trPr>
+        <w:tc>
+          <w:tcPr>
+            <w:tcW w:w="1701" w:type="dxa"/>
+            <w:vAlign w:val="center"/>
+          </w:tcPr>
+          <w:p>
+            <w:pPr>
+              <w:pStyle w:val="PargrafodaLista"/>
+              <w:spacing w:after="0" w:line="240" w:lineRule="auto"/>
+              <w:ind w:left="0"/>
+              <w:jc w:val="center"/>
+              <w:rPr>
+                <w:rFonts w:ascii="Times New Roman" w:hAnsi="Times New Roman" w:cs="Times New Roman"/>
+              </w:rPr>
+            </w:pPr>
+            <w:r>
+              <w:rPr>
+                <w:rFonts w:ascii="Times New Roman" w:hAnsi="Times New Roman" w:cs="Times New Roman"/>
+              </w:rPr>
+              <w:t>3</w:t>
+            </w:r>
+          </w:p>
+        </w:tc>
+        <w:tc>
+          <w:tcPr>
+            <w:tcW w:w="1701" w:type="dxa"/>
+            <w:vAlign w:val="center"/>
+          </w:tcPr>
+          <w:p>
+            <w:pPr>
+              <w:pStyle w:val="PargrafodaLista"/>
+              <w:spacing w:after="0" w:line="240" w:lineRule="auto"/>
+              <w:ind w:left="0"/>
+              <w:jc w:val="center"/>
+              <w:rPr>
+                <w:rFonts w:ascii="Times New Roman" w:hAnsi="Times New Roman" w:cs="Times New Roman"/>
+              </w:rPr>
+            </w:pPr>
+          </w:p>
+        </w:tc>
+        <w:tc>
+          <w:tcPr>
+            <w:tcW w:w="1701" w:type="dxa"/>
+            <w:vAlign w:val="center"/>
+          </w:tcPr>
+          <w:p>
+            <w:pPr>
+              <w:pStyle w:val="PargrafodaLista"/>
+              <w:spacing w:after="0" w:line="240" w:lineRule="auto"/>
+              <w:ind w:left="0"/>
+              <w:jc w:val="center"/>
+              <w:rPr>
+                <w:rFonts w:ascii="Times New Roman" w:hAnsi="Times New Roman" w:cs="Times New Roman"/>
+              </w:rPr>
+            </w:pPr>
+            <w:r>
+              <w:rPr>
+                <w:rFonts w:ascii="Times New Roman" w:hAnsi="Times New Roman" w:cs="Times New Roman"/>
+              </w:rPr>
+              <w:t>1</w:t>
+            </w:r>
+            <w:r>
+              <w:rPr>
+                <w:rFonts w:ascii="Times New Roman" w:hAnsi="Times New Roman" w:cs="Times New Roman"/>
+              </w:rPr>
+              <w:t>,0</w:t>
+            </w:r>
+          </w:p>
+        </w:tc>
+      </w:tr>
+      <w:tr>
+        <w:trPr>
+          <w:trHeight w:val="454"/>
+          <w:jc w:val="center"/>
+        </w:trPr>
+        <w:tc>
+          <w:tcPr>
+            <w:tcW w:w="1701" w:type="dxa"/>
+            <w:vAlign w:val="center"/>
+          </w:tcPr>
+          <w:p>
+            <w:pPr>
+              <w:pStyle w:val="PargrafodaLista"/>
+              <w:spacing w:after="0" w:line="240" w:lineRule="auto"/>
+              <w:ind w:left="0"/>
+              <w:jc w:val="center"/>
+              <w:rPr>
+                <w:rFonts w:ascii="Times New Roman" w:hAnsi="Times New Roman" w:cs="Times New Roman"/>
+              </w:rPr>
+            </w:pPr>
+            <w:r>
+              <w:rPr>
+                <w:rFonts w:ascii="Times New Roman" w:hAnsi="Times New Roman" w:cs="Times New Roman"/>
+              </w:rPr>
+              <w:t>4</w:t>
+            </w:r>
+          </w:p>
+        </w:tc>
+        <w:tc>
+          <w:tcPr>
+            <w:tcW w:w="1701" w:type="dxa"/>
+            <w:vAlign w:val="center"/>
+          </w:tcPr>
+          <w:p>
+            <w:pPr>
+              <w:pStyle w:val="PargrafodaLista"/>
+              <w:spacing w:after="0" w:line="240" w:lineRule="auto"/>
+              <w:ind w:left="0"/>
+              <w:jc w:val="center"/>
+              <w:rPr>
+                <w:rFonts w:ascii="Times New Roman" w:hAnsi="Times New Roman" w:cs="Times New Roman"/>
+              </w:rPr>
+            </w:pPr>
+          </w:p>
+        </w:tc>
+        <w:tc>
+          <w:tcPr>
+            <w:tcW w:w="1701" w:type="dxa"/>
+            <w:vAlign w:val="center"/>
+          </w:tcPr>
+          <w:p>
+            <w:pPr>
+              <w:pStyle w:val="PargrafodaLista"/>
+              <w:spacing w:after="0" w:line="240" w:lineRule="auto"/>
+              <w:ind w:left="0"/>
+              <w:jc w:val="center"/>
+              <w:rPr>
+                <w:rFonts w:ascii="Times New Roman" w:hAnsi="Times New Roman" w:cs="Times New Roman"/>
+              </w:rPr>
+            </w:pPr>
+            <w:r>
+              <w:rPr>
+                <w:rFonts w:ascii="Times New Roman" w:hAnsi="Times New Roman" w:cs="Times New Roman"/>
+              </w:rPr>
+              <w:t>1</w:t>
+            </w:r>
+            <w:r>
+              <w:rPr>
+                <w:rFonts w:ascii="Times New Roman" w:hAnsi="Times New Roman" w:cs="Times New Roman"/>
+              </w:rPr>
+              <w:t>,0</w:t>
+            </w:r>
+          </w:p>
+        </w:tc>
+      </w:tr>
+      <w:tr>
+        <w:trPr>
+          <w:trHeight w:val="454"/>
+          <w:jc w:val="center"/>
+        </w:trPr>
+        <w:tc>
+          <w:tcPr>
+            <w:tcW w:w="1701" w:type="dxa"/>
+            <w:tcBorders>
+              <w:bottom w:val="single" w:sz="4" w:space="0" w:color="auto"/>
+            </w:tcBorders>
+            <w:vAlign w:val="center"/>
+          </w:tcPr>
+          <w:p>
+            <w:pPr>
+              <w:pStyle w:val="PargrafodaLista"/>
+              <w:spacing w:after="0" w:line="240" w:lineRule="auto"/>
+              <w:ind w:left="0"/>
+              <w:jc w:val="center"/>
+              <w:rPr>
+                <w:rFonts w:ascii="Times New Roman" w:hAnsi="Times New Roman" w:cs="Times New Roman"/>
+              </w:rPr>
+            </w:pPr>
+            <w:r>
+              <w:rPr>
+                <w:rFonts w:ascii="Times New Roman" w:hAnsi="Times New Roman" w:cs="Times New Roman"/>
+              </w:rPr>
+              <w:t>5</w:t>
+            </w:r>
+          </w:p>
+        </w:tc>
+        <w:tc>
+          <w:tcPr>
+            <w:tcW w:w="1701" w:type="dxa"/>
+            <w:tcBorders>
+              <w:bottom w:val="single" w:sz="4" w:space="0" w:color="auto"/>
+            </w:tcBorders>
+            <w:shd w:val="clear" w:color="auto" w:fill="A6A6A6" w:themeFill="background1" w:themeFillShade="A6"/>
+            <w:vAlign w:val="center"/>
+          </w:tcPr>
+          <w:p>
+            <w:pPr>
+              <w:pStyle w:val="PargrafodaLista"/>
+              <w:spacing w:after="0" w:line="240" w:lineRule="auto"/>
+              <w:ind w:left="0"/>
+              <w:jc w:val="center"/>
+              <w:rPr>
+                <w:rFonts w:ascii="Times New Roman" w:hAnsi="Times New Roman" w:cs="Times New Roman"/>
+              </w:rPr>
+            </w:pPr>
+          </w:p>
+        </w:tc>
+        <w:tc>
+          <w:tcPr>
+            <w:tcW w:w="1701" w:type="dxa"/>
+            <w:tcBorders>
+              <w:bottom w:val="single" w:sz="4" w:space="0" w:color="auto"/>
+            </w:tcBorders>
+            <w:vAlign w:val="center"/>
+          </w:tcPr>
+          <w:p>
+            <w:pPr>
+              <w:pStyle w:val="PargrafodaLista"/>
+              <w:spacing w:after="0" w:line="240" w:lineRule="auto"/>
+              <w:ind w:left="0"/>
+              <w:jc w:val="center"/>
+              <w:rPr>
+                <w:rFonts w:ascii="Times New Roman" w:hAnsi="Times New Roman" w:cs="Times New Roman"/>
+              </w:rPr>
+            </w:pPr>
+            <w:r>
+              <w:rPr>
+                <w:rFonts w:ascii="Times New Roman" w:hAnsi="Times New Roman" w:cs="Times New Roman"/>
+              </w:rPr>
+              <w:t>3</w:t>
+            </w:r>
+            <w:r>
+              <w:rPr>
+                <w:rFonts w:ascii="Times New Roman" w:hAnsi="Times New Roman" w:cs="Times New Roman"/>
+              </w:rPr>
+              <w:t>,0</w:t>
+            </w:r>
+          </w:p>
+        </w:tc>
+      </w:tr>
+      <w:tr>
+        <w:trPr>
+          <w:trHeight w:val="454"/>
+          <w:jc w:val="center"/>
+        </w:trPr>
+        <w:tc>
+          <w:tcPr>
+            <w:tcW w:w="1701" w:type="dxa"/>
+            <w:tcBorders>
+              <w:bottom w:val="single" w:sz="4" w:space="0" w:color="auto"/>
+            </w:tcBorders>
+            <w:shd w:val="clear" w:color="auto" w:fill="FFFFFF" w:themeFill="background1"/>
+            <w:vAlign w:val="center"/>
+          </w:tcPr>
+          <w:p>
+            <w:pPr>
+              <w:pStyle w:val="PargrafodaLista"/>
+              <w:spacing w:after="0" w:line="240" w:lineRule="auto"/>
+              <w:ind w:left="0"/>
+              <w:jc w:val="center"/>
+              <w:rPr>
+                <w:rFonts w:ascii="Times New Roman" w:hAnsi="Times New Roman" w:cs="Times New Roman"/>
+              </w:rPr>
+            </w:pPr>
+            <w:r>
+              <w:rPr>
+                <w:rFonts w:ascii="Times New Roman" w:hAnsi="Times New Roman" w:cs="Times New Roman"/>
+              </w:rPr>
+              <w:t>6</w:t>
+            </w:r>
+          </w:p>
+        </w:tc>
+        <w:tc>
+          <w:tcPr>
+            <w:tcW w:w="1701" w:type="dxa"/>
+            <w:tcBorders>
+              <w:bottom w:val="single" w:sz="4" w:space="0" w:color="auto"/>
+            </w:tcBorders>
+            <w:shd w:val="clear" w:color="auto" w:fill="A6A6A6" w:themeFill="background1" w:themeFillShade="A6"/>
+            <w:vAlign w:val="center"/>
+          </w:tcPr>
+          <w:p>
+            <w:pPr>
+              <w:pStyle w:val="PargrafodaLista"/>
+              <w:spacing w:after="0" w:line="240" w:lineRule="auto"/>
+              <w:ind w:left="0"/>
+              <w:jc w:val="center"/>
+              <w:rPr>
+                <w:rFonts w:ascii="Times New Roman" w:hAnsi="Times New Roman" w:cs="Times New Roman"/>
+              </w:rPr>
+            </w:pPr>
+          </w:p>
+        </w:tc>
+        <w:tc>
+          <w:tcPr>
+            <w:tcW w:w="1701" w:type="dxa"/>
+            <w:tcBorders>
+              <w:bottom w:val="single" w:sz="4" w:space="0" w:color="auto"/>
+            </w:tcBorders>
+            <w:shd w:val="clear" w:color="auto" w:fill="FFFFFF" w:themeFill="background1"/>
+            <w:vAlign w:val="center"/>
+          </w:tcPr>
+          <w:p>
+            <w:pPr>
+              <w:pStyle w:val="PargrafodaLista"/>
+              <w:spacing w:after="0" w:line="240" w:lineRule="auto"/>
+              <w:ind w:left="0"/>
+              <w:jc w:val="center"/>
+              <w:rPr>
+                <w:rFonts w:ascii="Times New Roman" w:hAnsi="Times New Roman" w:cs="Times New Roman"/>
+              </w:rPr>
+            </w:pPr>
+            <w:r>
+              <w:rPr>
+                <w:rFonts w:ascii="Times New Roman" w:hAnsi="Times New Roman" w:cs="Times New Roman"/>
+              </w:rPr>
+              <w:t>3</w:t>
+            </w:r>
+            <w:r>
+              <w:rPr>
+                <w:rFonts w:ascii="Times New Roman" w:hAnsi="Times New Roman" w:cs="Times New Roman"/>
+              </w:rPr>
+              <w:t>,0</w:t>
+            </w:r>
+          </w:p>
+        </w:tc>
+      </w:tr>
+    </w:tbl>
+    <w:p>
+      <w:pPr>
+        <w:pStyle w:val="PargrafodaLista"/>
+        <w:pBdr>
+          <w:bottom w:val="single" w:sz="4" w:space="1" w:color="auto"/>
+        </w:pBdr>
+        <w:spacing w:after="0" w:line="360" w:lineRule="auto"/>
+        <w:ind w:left="0"/>
+        <w:jc w:val="both"/>
+        <w:rPr>
+          <w:rFonts w:ascii="Times New Roman" w:hAnsi="Times New Roman" w:cs="Times New Roman"/>
+        </w:rPr>
+        <w:sectPr>
+          <w:type w:val="continuous"/>
+          <w:pgSz w:w="11906" w:h="16838"/>
+          <w:pgMar w:top="1418" w:right="1701" w:bottom="1418" w:left="1701" w:header="2835" w:footer="709" w:gutter="0"/>
+          <w:cols w:space="708"/>
+          <w:titlePg/>
+          <w:docGrid w:linePitch="360"/>
+        </w:sectPr>
+      </w:pPr>
+    </w:p>
+    <w:p>
+      <w:pPr>
+        <w:pBdr>
+          <w:bottom w:val="single" w:sz="4" w:space="1" w:color="auto"/>
+        </w:pBdr>
+        <w:spacing w:line="240" w:lineRule="auto"/>
+        <w:rPr>
+          <w:rFonts w:cs="Times New Roman"/>
+        </w:rPr>
+      </w:pPr>
+    </w:p>
+    <w:p>
+      <w:pPr>
+        <w:spacing w:line="240" w:lineRule="auto"/>
+        <w:rPr>
+          <w:rFonts w:cs="Times New Roman"/>
+        </w:rPr>
+      </w:pPr>
+    </w:p>
+    <w:p>
+      <w:pPr>
         <w:pStyle w:val="Ttulo1"/>
+        <w:spacing w:before="0"/>
         <w:rPr>
           <w:b/>
         </w:rPr>
       </w:pPr>
       <w:r>
+        <w:t xml:space="preserve">Analise os operadores do código Python. Qual valor será exibido? </w:t>
+      </w:r>
+      <w:r>
         <w:rPr>
           <w:b/>
         </w:rPr>
-        <w:t>Conversão de tempo</w:t>
-      </w:r>
-      <w:r>
+        <w:t>(1 ponto)</w:t>
+      </w:r>
+    </w:p>
+    <w:tbl>
+      <w:tblPr>
+        <w:tblW w:w="8422" w:type="dxa"/>
+        <w:tblInd w:w="-6" w:type="dxa"/>
+        <w:tblBorders>
+          <w:top w:val="single" w:sz="5" w:space="0" w:color="CFD6E0"/>
+          <w:left w:val="single" w:sz="5" w:space="0" w:color="CFD6E0"/>
+          <w:bottom w:val="single" w:sz="5" w:space="0" w:color="CFD6E0"/>
+          <w:right w:val="single" w:sz="5" w:space="0" w:color="CFD6E0"/>
+          <w:insideH w:val="single" w:sz="5" w:space="0" w:color="CFD6E0"/>
+          <w:insideV w:val="single" w:sz="5" w:space="0" w:color="CFD6E0"/>
+        </w:tblBorders>
+        <w:tblLayout w:type="fixed"/>
+        <w:tblLook w:val="04A0" w:firstRow="1" w:lastRow="0" w:firstColumn="1" w:lastColumn="0" w:noHBand="0" w:noVBand="1"/>
+      </w:tblPr>
+      <w:tblGrid>
+        <w:gridCol w:w="8422"/>
+      </w:tblGrid>
+      <w:tr>
+        <w:trPr>
+          <w:trHeight w:val="1106"/>
+        </w:trPr>
+        <w:tc>
+          <w:tcPr>
+            <w:tcW w:w="8422" w:type="dxa"/>
+            <w:shd w:val="clear" w:color="auto" w:fill="F3F5F8"/>
+            <w:tcMar>
+              <w:top w:w="110" w:type="dxa"/>
+              <w:left w:w="160" w:type="dxa"/>
+              <w:bottom w:w="110" w:type="dxa"/>
+              <w:right w:w="160" w:type="dxa"/>
+            </w:tcMar>
+            <w:vAlign w:val="center"/>
+          </w:tcPr>
+          <w:p>
+            <w:pPr>
+              <w:spacing w:before="10" w:after="10" w:line="240" w:lineRule="auto"/>
+              <w:rPr>
+                <w:rFonts w:ascii="Consolas" w:hAnsi="Consolas"/>
+                <w:color w:val="17243A"/>
+                <w:sz w:val="20"/>
+              </w:rPr>
+            </w:pPr>
+            <w:r>
+              <w:rPr>
+                <w:rFonts w:ascii="Consolas" w:hAnsi="Consolas"/>
+                <w:color w:val="17243A"/>
+                <w:sz w:val="20"/>
+              </w:rPr>
+              <w:t>a = 10</w:t>
+            </w:r>
+          </w:p>
+          <w:p>
+            <w:pPr>
+              <w:spacing w:before="10" w:after="10" w:line="240" w:lineRule="auto"/>
+              <w:rPr>
+                <w:rFonts w:ascii="Consolas" w:hAnsi="Consolas"/>
+                <w:color w:val="17243A"/>
+                <w:sz w:val="20"/>
+              </w:rPr>
+            </w:pPr>
+            <w:r>
+              <w:rPr>
+                <w:rFonts w:ascii="Consolas" w:hAnsi="Consolas"/>
+                <w:color w:val="17243A"/>
+                <w:sz w:val="20"/>
+              </w:rPr>
+              <w:t>b = 4</w:t>
+            </w:r>
+          </w:p>
+          <w:p>
+            <w:pPr>
+              <w:spacing w:before="10" w:after="10" w:line="240" w:lineRule="auto"/>
+              <w:rPr>
+                <w:rFonts w:ascii="Consolas" w:hAnsi="Consolas"/>
+                <w:color w:val="17243A"/>
+                <w:sz w:val="20"/>
+              </w:rPr>
+            </w:pPr>
+            <w:r>
+              <w:rPr>
+                <w:rFonts w:ascii="Consolas" w:hAnsi="Consolas"/>
+                <w:color w:val="17243A"/>
+                <w:sz w:val="20"/>
+              </w:rPr>
+              <w:t>a = a + b</w:t>
+            </w:r>
+          </w:p>
+          <w:p>
+            <w:pPr>
+              <w:spacing w:before="10" w:after="10" w:line="240" w:lineRule="auto"/>
+              <w:rPr>
+                <w:rFonts w:ascii="Consolas" w:hAnsi="Consolas"/>
+                <w:color w:val="17243A"/>
+                <w:sz w:val="20"/>
+              </w:rPr>
+            </w:pPr>
+            <w:r>
+              <w:rPr>
+                <w:rFonts w:ascii="Consolas" w:hAnsi="Consolas"/>
+                <w:color w:val="17243A"/>
+                <w:sz w:val="20"/>
+              </w:rPr>
+              <w:t>b = a - b</w:t>
+            </w:r>
+          </w:p>
+          <w:p>
+            <w:pPr>
+              <w:spacing w:before="10" w:after="10" w:line="240" w:lineRule="auto"/>
+              <w:rPr>
+                <w:rFonts w:ascii="Consolas" w:hAnsi="Consolas"/>
+                <w:color w:val="17243A"/>
+                <w:sz w:val="20"/>
+              </w:rPr>
+            </w:pPr>
+            <w:r>
+              <w:rPr>
+                <w:rFonts w:ascii="Consolas" w:hAnsi="Consolas"/>
+                <w:color w:val="17243A"/>
+                <w:sz w:val="20"/>
+              </w:rPr>
+              <w:t>resultado = a * 2 - b</w:t>
+            </w:r>
+          </w:p>
+          <w:p>
+            <w:pPr>
+              <w:spacing w:before="10" w:after="10" w:line="240" w:lineRule="auto"/>
+            </w:pPr>
+            <w:r>
+              <w:rPr>
+                <w:rFonts w:ascii="Consolas" w:hAnsi="Consolas"/>
+                <w:color w:val="17243A"/>
+                <w:sz w:val="20"/>
+              </w:rPr>
+              <w:t>print(resultado)</w:t>
+            </w:r>
+          </w:p>
+        </w:tc>
+      </w:tr>
+    </w:tbl>
+    <w:p>
+      <w:r>
+        <w:t>a) 5</w:t>
+      </w:r>
+    </w:p>
+    <w:p>
+      <w:r>
+        <w:t>b) 6</w:t>
+      </w:r>
+    </w:p>
+    <w:p>
+      <w:r>
+        <w:t>c) 8</w:t>
+      </w:r>
+    </w:p>
+    <w:p>
+      <w:pPr>
+        <w:pBdr>
+          <w:bottom w:val="single" w:sz="4" w:space="1" w:color="auto"/>
+        </w:pBdr>
+      </w:pPr>
+      <w:r>
+        <w:t>d) 10</w:t>
+      </w:r>
+    </w:p>
+    <w:p>
+      <w:pPr>
+        <w:pStyle w:val="Ttulo1"/>
         <w:rPr>
           <w:b/>
         </w:rPr>
-        <w:t>:</w:t>
-      </w:r>
-    </w:p>
-    <w:p>
-      <w:pPr>
-        <w:spacing w:after="140"/>
-      </w:pPr>
-      <w:r>
-        <w:t>Uma plataforma de cursos registra a duração de suas aulas em minutos. Desenvolva um fluxograma que receba a duração de uma aula em minutos, como um número inteiro positivo, e converta essa duração em horas completas e minutos restantes. Exiba os dois resultados.</w:t>
-      </w:r>
-      <w:r>
-        <w:br/>
-        <w:t>Por exemplo: uma aula de 150 minutos corresponde a 2 horas e 30 minutos.</w:t>
-      </w:r>
-    </w:p>
-    <w:p>
-      <w:pPr>
-        <w:spacing w:after="140"/>
-      </w:pPr>
-      <w:r>
-        <w:rPr>
+      </w:pPr>
+      <w:r>
+        <w:lastRenderedPageBreak/>
+        <w:t xml:space="preserve">Analise a estrutura de </w:t>
+      </w:r>
+      <w:r>
+        <w:t xml:space="preserve">decisão. Qual mensagem será exibida? </w:t>
+      </w:r>
+      <w:r>
+        <w:rPr>
+          <w:b/>
+        </w:rPr>
+        <w:t>(1 ponto)</w:t>
+      </w:r>
+    </w:p>
+    <w:tbl>
+      <w:tblPr>
+        <w:tblW w:w="8422" w:type="dxa"/>
+        <w:tblInd w:w="-6" w:type="dxa"/>
+        <w:tblBorders>
+          <w:top w:val="single" w:sz="5" w:space="0" w:color="CFD6E0"/>
+          <w:left w:val="single" w:sz="5" w:space="0" w:color="CFD6E0"/>
+          <w:bottom w:val="single" w:sz="5" w:space="0" w:color="CFD6E0"/>
+          <w:right w:val="single" w:sz="5" w:space="0" w:color="CFD6E0"/>
+          <w:insideH w:val="single" w:sz="5" w:space="0" w:color="CFD6E0"/>
+          <w:insideV w:val="single" w:sz="5" w:space="0" w:color="CFD6E0"/>
+        </w:tblBorders>
+        <w:tblLayout w:type="fixed"/>
+        <w:tblLook w:val="04A0" w:firstRow="1" w:lastRow="0" w:firstColumn="1" w:lastColumn="0" w:noHBand="0" w:noVBand="1"/>
+      </w:tblPr>
+      <w:tblGrid>
+        <w:gridCol w:w="8422"/>
+      </w:tblGrid>
+      <w:tr>
+        <w:trPr>
+          <w:trHeight w:val="1106"/>
+        </w:trPr>
+        <w:tc>
+          <w:tcPr>
+            <w:tcW w:w="8422" w:type="dxa"/>
+            <w:shd w:val="clear" w:color="auto" w:fill="F3F5F8"/>
+            <w:tcMar>
+              <w:top w:w="110" w:type="dxa"/>
+              <w:left w:w="160" w:type="dxa"/>
+              <w:bottom w:w="110" w:type="dxa"/>
+              <w:right w:w="160" w:type="dxa"/>
+            </w:tcMar>
+            <w:vAlign w:val="center"/>
+          </w:tcPr>
+          <w:p>
+            <w:pPr>
+              <w:spacing w:before="60" w:after="60" w:line="240" w:lineRule="auto"/>
+              <w:rPr>
+                <w:rFonts w:ascii="Consolas" w:hAnsi="Consolas"/>
+                <w:color w:val="17243A"/>
+                <w:sz w:val="20"/>
+              </w:rPr>
+            </w:pPr>
+            <w:r>
+              <w:rPr>
+                <w:rFonts w:ascii="Consolas" w:hAnsi="Consolas"/>
+                <w:color w:val="17243A"/>
+                <w:sz w:val="20"/>
+              </w:rPr>
+              <w:t>temperatura = 28</w:t>
+            </w:r>
+          </w:p>
+          <w:p>
+            <w:pPr>
+              <w:spacing w:before="60" w:after="60" w:line="240" w:lineRule="auto"/>
+              <w:rPr>
+                <w:rFonts w:ascii="Consolas" w:hAnsi="Consolas"/>
+                <w:color w:val="17243A"/>
+                <w:sz w:val="20"/>
+              </w:rPr>
+            </w:pPr>
+            <w:r>
+              <w:rPr>
+                <w:rFonts w:ascii="Consolas" w:hAnsi="Consolas"/>
+                <w:color w:val="17243A"/>
+                <w:sz w:val="20"/>
+              </w:rPr>
+              <w:t xml:space="preserve">umidade = </w:t>
+            </w:r>
+            <w:r>
+              <w:rPr>
+                <w:rFonts w:ascii="Consolas" w:hAnsi="Consolas"/>
+                <w:color w:val="17243A"/>
+                <w:sz w:val="20"/>
+              </w:rPr>
+              <w:t>50</w:t>
+            </w:r>
+          </w:p>
+          <w:p>
+            <w:pPr>
+              <w:spacing w:before="60" w:after="60" w:line="240" w:lineRule="auto"/>
+              <w:rPr>
+                <w:rFonts w:ascii="Consolas" w:hAnsi="Consolas"/>
+                <w:color w:val="17243A"/>
+                <w:sz w:val="20"/>
+              </w:rPr>
+            </w:pPr>
+          </w:p>
+          <w:p>
+            <w:pPr>
+              <w:spacing w:before="60" w:after="60" w:line="240" w:lineRule="auto"/>
+              <w:rPr>
+                <w:rFonts w:ascii="Consolas" w:hAnsi="Consolas"/>
+                <w:color w:val="17243A"/>
+                <w:sz w:val="20"/>
+              </w:rPr>
+            </w:pPr>
+            <w:proofErr w:type="spellStart"/>
+            <w:r>
+              <w:rPr>
+                <w:rFonts w:ascii="Consolas" w:hAnsi="Consolas"/>
+                <w:color w:val="17243A"/>
+                <w:sz w:val="20"/>
+              </w:rPr>
+              <w:t>if</w:t>
+            </w:r>
+            <w:proofErr w:type="spellEnd"/>
+            <w:r>
+              <w:rPr>
+                <w:rFonts w:ascii="Consolas" w:hAnsi="Consolas"/>
+                <w:color w:val="17243A"/>
+                <w:sz w:val="20"/>
+              </w:rPr>
+              <w:t xml:space="preserve"> temperatura &gt;= 30 </w:t>
+            </w:r>
+            <w:proofErr w:type="spellStart"/>
+            <w:r>
+              <w:rPr>
+                <w:rFonts w:ascii="Consolas" w:hAnsi="Consolas"/>
+                <w:color w:val="17243A"/>
+                <w:sz w:val="20"/>
+              </w:rPr>
+              <w:t>and</w:t>
+            </w:r>
+            <w:proofErr w:type="spellEnd"/>
+            <w:r>
+              <w:rPr>
+                <w:rFonts w:ascii="Consolas" w:hAnsi="Consolas"/>
+                <w:color w:val="17243A"/>
+                <w:sz w:val="20"/>
+              </w:rPr>
+              <w:t xml:space="preserve"> umidade &gt;= 70:</w:t>
+            </w:r>
+          </w:p>
+          <w:p>
+            <w:pPr>
+              <w:spacing w:before="60" w:after="60" w:line="240" w:lineRule="auto"/>
+              <w:rPr>
+                <w:rFonts w:ascii="Consolas" w:hAnsi="Consolas"/>
+                <w:color w:val="17243A"/>
+                <w:sz w:val="20"/>
+              </w:rPr>
+            </w:pPr>
+            <w:r>
+              <w:rPr>
+                <w:rFonts w:ascii="Consolas" w:hAnsi="Consolas"/>
+                <w:color w:val="17243A"/>
+                <w:sz w:val="20"/>
+              </w:rPr>
+              <w:t xml:space="preserve">    </w:t>
+            </w:r>
+            <w:proofErr w:type="gramStart"/>
+            <w:r>
+              <w:rPr>
+                <w:rFonts w:ascii="Consolas" w:hAnsi="Consolas"/>
+                <w:color w:val="17243A"/>
+                <w:sz w:val="20"/>
+              </w:rPr>
+              <w:t>print(</w:t>
+            </w:r>
+            <w:proofErr w:type="gramEnd"/>
+            <w:r>
+              <w:rPr>
+                <w:rFonts w:ascii="Consolas" w:hAnsi="Consolas"/>
+                <w:color w:val="17243A"/>
+                <w:sz w:val="20"/>
+              </w:rPr>
+              <w:t>"Calor intenso")</w:t>
+            </w:r>
+          </w:p>
+          <w:p>
+            <w:pPr>
+              <w:spacing w:before="60" w:after="60" w:line="240" w:lineRule="auto"/>
+              <w:rPr>
+                <w:rFonts w:ascii="Consolas" w:hAnsi="Consolas"/>
+                <w:color w:val="17243A"/>
+                <w:sz w:val="20"/>
+              </w:rPr>
+            </w:pPr>
+            <w:proofErr w:type="spellStart"/>
+            <w:r>
+              <w:rPr>
+                <w:rFonts w:ascii="Consolas" w:hAnsi="Consolas"/>
+                <w:color w:val="17243A"/>
+                <w:sz w:val="20"/>
+              </w:rPr>
+              <w:t>elif</w:t>
+            </w:r>
+            <w:proofErr w:type="spellEnd"/>
+            <w:r>
+              <w:rPr>
+                <w:rFonts w:ascii="Consolas" w:hAnsi="Consolas"/>
+                <w:color w:val="17243A"/>
+                <w:sz w:val="20"/>
+              </w:rPr>
+              <w:t xml:space="preserve"> temperatura &gt;= 25 </w:t>
+            </w:r>
+            <w:proofErr w:type="spellStart"/>
+            <w:r>
+              <w:rPr>
+                <w:rFonts w:ascii="Consolas" w:hAnsi="Consolas"/>
+                <w:color w:val="17243A"/>
+                <w:sz w:val="20"/>
+              </w:rPr>
+              <w:t>and</w:t>
+            </w:r>
+            <w:proofErr w:type="spellEnd"/>
+            <w:r>
+              <w:rPr>
+                <w:rFonts w:ascii="Consolas" w:hAnsi="Consolas"/>
+                <w:color w:val="17243A"/>
+                <w:sz w:val="20"/>
+              </w:rPr>
+              <w:t xml:space="preserve"> umidade &gt;= 70:</w:t>
+            </w:r>
+          </w:p>
+          <w:p>
+            <w:pPr>
+              <w:spacing w:before="60" w:after="60" w:line="240" w:lineRule="auto"/>
+              <w:rPr>
+                <w:rFonts w:ascii="Consolas" w:hAnsi="Consolas"/>
+                <w:color w:val="17243A"/>
+                <w:sz w:val="20"/>
+              </w:rPr>
+            </w:pPr>
+            <w:r>
+              <w:rPr>
+                <w:rFonts w:ascii="Consolas" w:hAnsi="Consolas"/>
+                <w:color w:val="17243A"/>
+                <w:sz w:val="20"/>
+              </w:rPr>
+              <w:t xml:space="preserve">    print("Abafado")</w:t>
+            </w:r>
+          </w:p>
+          <w:p>
+            <w:pPr>
+              <w:spacing w:before="60" w:after="60" w:line="240" w:lineRule="auto"/>
+              <w:rPr>
+                <w:rFonts w:ascii="Consolas" w:hAnsi="Consolas"/>
+                <w:color w:val="17243A"/>
+                <w:sz w:val="20"/>
+              </w:rPr>
+            </w:pPr>
+            <w:proofErr w:type="spellStart"/>
+            <w:r>
+              <w:rPr>
+                <w:rFonts w:ascii="Consolas" w:hAnsi="Consolas"/>
+                <w:color w:val="17243A"/>
+                <w:sz w:val="20"/>
+              </w:rPr>
+              <w:t>else</w:t>
+            </w:r>
+            <w:proofErr w:type="spellEnd"/>
+            <w:r>
+              <w:rPr>
+                <w:rFonts w:ascii="Consolas" w:hAnsi="Consolas"/>
+                <w:color w:val="17243A"/>
+                <w:sz w:val="20"/>
+              </w:rPr>
+              <w:t>:</w:t>
+            </w:r>
+          </w:p>
+          <w:p>
+            <w:pPr>
+              <w:spacing w:before="60" w:after="60" w:line="240" w:lineRule="auto"/>
+            </w:pPr>
+            <w:r>
+              <w:rPr>
+                <w:rFonts w:ascii="Consolas" w:hAnsi="Consolas"/>
+                <w:color w:val="17243A"/>
+                <w:sz w:val="20"/>
+              </w:rPr>
+              <w:t xml:space="preserve">    print("Agradável")</w:t>
+            </w:r>
+          </w:p>
+        </w:tc>
+      </w:tr>
+    </w:tbl>
+    <w:p>
+      <w:pPr>
+        <w:rPr>
+          <w:rFonts w:cs="Times New Roman"/>
+          <w:color w:val="000000"/>
           <w:sz w:val="20"/>
         </w:rPr>
-        <w:t>Espaço para o fluxograma</w:t>
-      </w:r>
-    </w:p>
-    <w:p/>
-    <w:p/>
-    <w:p/>
-    <w:p/>
-    <w:p/>
-    <w:p/>
-    <w:p/>
-    <w:p/>
-    <w:p/>
-    <w:p/>
-    <w:p/>
-    <w:p/>
-    <w:p/>
-    <w:p/>
+      </w:pPr>
+    </w:p>
+    <w:p>
+      <w:pPr>
+        <w:pBdr>
+          <w:bottom w:val="single" w:sz="4" w:space="1" w:color="auto"/>
+        </w:pBdr>
+        <w:rPr>
+          <w:rFonts w:cs="Times New Roman"/>
+          <w:color w:val="000000"/>
+          <w:sz w:val="20"/>
+        </w:rPr>
+      </w:pPr>
+      <w:r>
+        <w:rPr>
+          <w:rFonts w:cs="Times New Roman"/>
+          <w:color w:val="000000"/>
+          <w:sz w:val="20"/>
+        </w:rPr>
+        <w:t>a) Calor intenso</w:t>
+      </w:r>
+    </w:p>
+    <w:p>
+      <w:pPr>
+        <w:pBdr>
+          <w:bottom w:val="single" w:sz="4" w:space="1" w:color="auto"/>
+        </w:pBdr>
+        <w:rPr>
+          <w:rFonts w:cs="Times New Roman"/>
+          <w:color w:val="000000"/>
+          <w:sz w:val="20"/>
+        </w:rPr>
+      </w:pPr>
+      <w:r>
+        <w:rPr>
+          <w:rFonts w:cs="Times New Roman"/>
+          <w:color w:val="000000"/>
+          <w:sz w:val="20"/>
+        </w:rPr>
+        <w:t>b) Abafado</w:t>
+      </w:r>
+    </w:p>
+    <w:p>
+      <w:pPr>
+        <w:pBdr>
+          <w:bottom w:val="single" w:sz="4" w:space="1" w:color="auto"/>
+        </w:pBdr>
+        <w:rPr>
+          <w:rFonts w:cs="Times New Roman"/>
+          <w:color w:val="000000"/>
+          <w:sz w:val="20"/>
+        </w:rPr>
+      </w:pPr>
+      <w:r>
+        <w:rPr>
+          <w:rFonts w:cs="Times New Roman"/>
+          <w:color w:val="000000"/>
+          <w:sz w:val="20"/>
+        </w:rPr>
+        <w:t>c) Agradável</w:t>
+      </w:r>
+    </w:p>
+    <w:p>
+      <w:pPr>
+        <w:pBdr>
+          <w:bottom w:val="single" w:sz="4" w:space="1" w:color="auto"/>
+        </w:pBdr>
+        <w:rPr>
+          <w:rFonts w:cs="Times New Roman"/>
+          <w:color w:val="000000"/>
+          <w:sz w:val="20"/>
+        </w:rPr>
+      </w:pPr>
+      <w:r>
+        <w:rPr>
+          <w:rFonts w:cs="Times New Roman"/>
+          <w:color w:val="000000"/>
+          <w:sz w:val="20"/>
+        </w:rPr>
+        <w:t xml:space="preserve">d) Calor intenso </w:t>
+      </w:r>
+      <w:proofErr w:type="gramStart"/>
+      <w:r>
+        <w:rPr>
+          <w:rFonts w:cs="Times New Roman"/>
+          <w:color w:val="000000"/>
+          <w:sz w:val="20"/>
+        </w:rPr>
+        <w:t>e Abafado</w:t>
+      </w:r>
+      <w:proofErr w:type="gramEnd"/>
+      <w:r>
+        <w:rPr>
+          <w:rFonts w:cs="Times New Roman"/>
+          <w:color w:val="000000"/>
+          <w:sz w:val="20"/>
+        </w:rPr>
+        <w:t xml:space="preserve"> </w:t>
+      </w:r>
+    </w:p>
     <w:p>
       <w:pPr>
         <w:pStyle w:val="Ttulo1"/>
-      </w:pPr>
+        <w:rPr>
+          <w:rFonts w:cs="Times New Roman"/>
+        </w:rPr>
+      </w:pPr>
+      <w:r>
+        <w:rPr>
+          <w:rFonts w:cs="Times New Roman"/>
+          <w:color w:val="000000"/>
+        </w:rPr>
+        <w:t xml:space="preserve">Analise a estrutura com </w:t>
+      </w:r>
+      <w:proofErr w:type="spellStart"/>
+      <w:r>
+        <w:rPr>
+          <w:rFonts w:cs="Times New Roman"/>
+          <w:color w:val="000000"/>
+        </w:rPr>
+        <w:t>if</w:t>
+      </w:r>
+      <w:proofErr w:type="spellEnd"/>
+      <w:r>
+        <w:rPr>
+          <w:rFonts w:cs="Times New Roman"/>
+          <w:color w:val="000000"/>
+        </w:rPr>
+        <w:t xml:space="preserve">, </w:t>
+      </w:r>
+      <w:proofErr w:type="spellStart"/>
+      <w:r>
+        <w:rPr>
+          <w:rFonts w:cs="Times New Roman"/>
+          <w:color w:val="000000"/>
+        </w:rPr>
+        <w:t>elif</w:t>
+      </w:r>
+      <w:proofErr w:type="spellEnd"/>
+      <w:r>
+        <w:rPr>
+          <w:rFonts w:cs="Times New Roman"/>
+          <w:color w:val="000000"/>
+        </w:rPr>
+        <w:t xml:space="preserve"> e </w:t>
+      </w:r>
+      <w:proofErr w:type="spellStart"/>
+      <w:r>
+        <w:rPr>
+          <w:rFonts w:cs="Times New Roman"/>
+          <w:color w:val="000000"/>
+        </w:rPr>
+        <w:t>else</w:t>
+      </w:r>
+      <w:proofErr w:type="spellEnd"/>
+      <w:r>
+        <w:rPr>
+          <w:rFonts w:cs="Times New Roman"/>
+          <w:color w:val="000000"/>
+        </w:rPr>
+        <w:t xml:space="preserve">. O que será </w:t>
+      </w:r>
+      <w:r>
+        <w:rPr>
+          <w:rFonts w:cs="Times New Roman"/>
+        </w:rPr>
+        <w:t>exibido? (1 ponto)</w:t>
+      </w:r>
+    </w:p>
+    <w:tbl>
+      <w:tblPr>
+        <w:tblW w:w="8422" w:type="dxa"/>
+        <w:tblInd w:w="-6" w:type="dxa"/>
+        <w:tblBorders>
+          <w:top w:val="single" w:sz="5" w:space="0" w:color="CFD6E0"/>
+          <w:left w:val="single" w:sz="5" w:space="0" w:color="CFD6E0"/>
+          <w:bottom w:val="single" w:sz="5" w:space="0" w:color="CFD6E0"/>
+          <w:right w:val="single" w:sz="5" w:space="0" w:color="CFD6E0"/>
+          <w:insideH w:val="single" w:sz="5" w:space="0" w:color="CFD6E0"/>
+          <w:insideV w:val="single" w:sz="5" w:space="0" w:color="CFD6E0"/>
+        </w:tblBorders>
+        <w:tblLayout w:type="fixed"/>
+        <w:tblLook w:val="04A0" w:firstRow="1" w:lastRow="0" w:firstColumn="1" w:lastColumn="0" w:noHBand="0" w:noVBand="1"/>
+      </w:tblPr>
+      <w:tblGrid>
+        <w:gridCol w:w="8422"/>
+      </w:tblGrid>
+      <w:tr>
+        <w:trPr>
+          <w:trHeight w:val="1106"/>
+        </w:trPr>
+        <w:tc>
+          <w:tcPr>
+            <w:tcW w:w="8422" w:type="dxa"/>
+            <w:shd w:val="clear" w:color="auto" w:fill="F3F5F8"/>
+            <w:tcMar>
+              <w:top w:w="110" w:type="dxa"/>
+              <w:left w:w="160" w:type="dxa"/>
+              <w:bottom w:w="110" w:type="dxa"/>
+              <w:right w:w="160" w:type="dxa"/>
+            </w:tcMar>
+            <w:vAlign w:val="center"/>
+          </w:tcPr>
+          <w:p>
+            <w:pPr>
+              <w:spacing w:before="60" w:after="60" w:line="240" w:lineRule="auto"/>
+              <w:rPr>
+                <w:rFonts w:ascii="Consolas" w:hAnsi="Consolas"/>
+                <w:color w:val="17243A"/>
+                <w:sz w:val="20"/>
+              </w:rPr>
+            </w:pPr>
+            <w:proofErr w:type="spellStart"/>
+            <w:proofErr w:type="gramStart"/>
+            <w:r>
+              <w:rPr>
+                <w:rFonts w:ascii="Consolas" w:hAnsi="Consolas"/>
+                <w:color w:val="17243A"/>
+                <w:sz w:val="20"/>
+              </w:rPr>
+              <w:t>numero</w:t>
+            </w:r>
+            <w:proofErr w:type="spellEnd"/>
+            <w:proofErr w:type="gramEnd"/>
+            <w:r>
+              <w:rPr>
+                <w:rFonts w:ascii="Consolas" w:hAnsi="Consolas"/>
+                <w:color w:val="17243A"/>
+                <w:sz w:val="20"/>
+              </w:rPr>
+              <w:t xml:space="preserve"> = 12</w:t>
+            </w:r>
+          </w:p>
+          <w:p>
+            <w:pPr>
+              <w:spacing w:before="60" w:after="60" w:line="240" w:lineRule="auto"/>
+              <w:rPr>
+                <w:rFonts w:ascii="Consolas" w:hAnsi="Consolas"/>
+                <w:color w:val="17243A"/>
+                <w:sz w:val="20"/>
+              </w:rPr>
+            </w:pPr>
+          </w:p>
+          <w:p>
+            <w:pPr>
+              <w:spacing w:before="60" w:after="60" w:line="240" w:lineRule="auto"/>
+              <w:rPr>
+                <w:rFonts w:ascii="Consolas" w:hAnsi="Consolas"/>
+                <w:color w:val="17243A"/>
+                <w:sz w:val="20"/>
+              </w:rPr>
+            </w:pPr>
+            <w:proofErr w:type="spellStart"/>
+            <w:r>
+              <w:rPr>
+                <w:rFonts w:ascii="Consolas" w:hAnsi="Consolas"/>
+                <w:color w:val="17243A"/>
+                <w:sz w:val="20"/>
+              </w:rPr>
+              <w:t>if</w:t>
+            </w:r>
+            <w:proofErr w:type="spellEnd"/>
+            <w:r>
+              <w:rPr>
+                <w:rFonts w:ascii="Consolas" w:hAnsi="Consolas"/>
+                <w:color w:val="17243A"/>
+                <w:sz w:val="20"/>
+              </w:rPr>
+              <w:t xml:space="preserve"> </w:t>
+            </w:r>
+            <w:proofErr w:type="spellStart"/>
+            <w:proofErr w:type="gramStart"/>
+            <w:r>
+              <w:rPr>
+                <w:rFonts w:ascii="Consolas" w:hAnsi="Consolas"/>
+                <w:color w:val="17243A"/>
+                <w:sz w:val="20"/>
+              </w:rPr>
+              <w:t>numero</w:t>
+            </w:r>
+            <w:proofErr w:type="spellEnd"/>
+            <w:proofErr w:type="gramEnd"/>
+            <w:r>
+              <w:rPr>
+                <w:rFonts w:ascii="Consolas" w:hAnsi="Consolas"/>
+                <w:color w:val="17243A"/>
+                <w:sz w:val="20"/>
+              </w:rPr>
+              <w:t xml:space="preserve"> % 2 == 0:</w:t>
+            </w:r>
+          </w:p>
+          <w:p>
+            <w:pPr>
+              <w:spacing w:before="60" w:after="60" w:line="240" w:lineRule="auto"/>
+              <w:rPr>
+                <w:rFonts w:ascii="Consolas" w:hAnsi="Consolas"/>
+                <w:color w:val="17243A"/>
+                <w:sz w:val="20"/>
+              </w:rPr>
+            </w:pPr>
+            <w:r>
+              <w:rPr>
+                <w:rFonts w:ascii="Consolas" w:hAnsi="Consolas"/>
+                <w:color w:val="17243A"/>
+                <w:sz w:val="20"/>
+              </w:rPr>
+              <w:t xml:space="preserve">    </w:t>
+            </w:r>
+            <w:proofErr w:type="gramStart"/>
+            <w:r>
+              <w:rPr>
+                <w:rFonts w:ascii="Consolas" w:hAnsi="Consolas"/>
+                <w:color w:val="17243A"/>
+                <w:sz w:val="20"/>
+              </w:rPr>
+              <w:t>print(</w:t>
+            </w:r>
+            <w:proofErr w:type="gramEnd"/>
+            <w:r>
+              <w:rPr>
+                <w:rFonts w:ascii="Consolas" w:hAnsi="Consolas"/>
+                <w:color w:val="17243A"/>
+                <w:sz w:val="20"/>
+              </w:rPr>
+              <w:t>"Divisível por 2")</w:t>
+            </w:r>
+          </w:p>
+          <w:p>
+            <w:pPr>
+              <w:spacing w:before="60" w:after="60" w:line="240" w:lineRule="auto"/>
+              <w:rPr>
+                <w:rFonts w:ascii="Consolas" w:hAnsi="Consolas"/>
+                <w:color w:val="17243A"/>
+                <w:sz w:val="20"/>
+              </w:rPr>
+            </w:pPr>
+            <w:proofErr w:type="spellStart"/>
+            <w:r>
+              <w:rPr>
+                <w:rFonts w:ascii="Consolas" w:hAnsi="Consolas"/>
+                <w:color w:val="17243A"/>
+                <w:sz w:val="20"/>
+              </w:rPr>
+              <w:t>elif</w:t>
+            </w:r>
+            <w:proofErr w:type="spellEnd"/>
+            <w:r>
+              <w:rPr>
+                <w:rFonts w:ascii="Consolas" w:hAnsi="Consolas"/>
+                <w:color w:val="17243A"/>
+                <w:sz w:val="20"/>
+              </w:rPr>
+              <w:t xml:space="preserve"> </w:t>
+            </w:r>
+            <w:proofErr w:type="spellStart"/>
+            <w:proofErr w:type="gramStart"/>
+            <w:r>
+              <w:rPr>
+                <w:rFonts w:ascii="Consolas" w:hAnsi="Consolas"/>
+                <w:color w:val="17243A"/>
+                <w:sz w:val="20"/>
+              </w:rPr>
+              <w:t>numero</w:t>
+            </w:r>
+            <w:proofErr w:type="spellEnd"/>
+            <w:proofErr w:type="gramEnd"/>
+            <w:r>
+              <w:rPr>
+                <w:rFonts w:ascii="Consolas" w:hAnsi="Consolas"/>
+                <w:color w:val="17243A"/>
+                <w:sz w:val="20"/>
+              </w:rPr>
+              <w:t xml:space="preserve"> % 3 == 0:</w:t>
+            </w:r>
+          </w:p>
+          <w:p>
+            <w:pPr>
+              <w:spacing w:before="60" w:after="60" w:line="240" w:lineRule="auto"/>
+              <w:rPr>
+                <w:rFonts w:ascii="Consolas" w:hAnsi="Consolas"/>
+                <w:color w:val="17243A"/>
+                <w:sz w:val="20"/>
+              </w:rPr>
+            </w:pPr>
+            <w:r>
+              <w:rPr>
+                <w:rFonts w:ascii="Consolas" w:hAnsi="Consolas"/>
+                <w:color w:val="17243A"/>
+                <w:sz w:val="20"/>
+              </w:rPr>
+              <w:t xml:space="preserve">    </w:t>
+            </w:r>
+            <w:proofErr w:type="gramStart"/>
+            <w:r>
+              <w:rPr>
+                <w:rFonts w:ascii="Consolas" w:hAnsi="Consolas"/>
+                <w:color w:val="17243A"/>
+                <w:sz w:val="20"/>
+              </w:rPr>
+              <w:t>print(</w:t>
+            </w:r>
+            <w:proofErr w:type="gramEnd"/>
+            <w:r>
+              <w:rPr>
+                <w:rFonts w:ascii="Consolas" w:hAnsi="Consolas"/>
+                <w:color w:val="17243A"/>
+                <w:sz w:val="20"/>
+              </w:rPr>
+              <w:t>"Divisível por 3")</w:t>
+            </w:r>
+          </w:p>
+          <w:p>
+            <w:pPr>
+              <w:spacing w:before="60" w:after="60" w:line="240" w:lineRule="auto"/>
+              <w:rPr>
+                <w:rFonts w:ascii="Consolas" w:hAnsi="Consolas"/>
+                <w:color w:val="17243A"/>
+                <w:sz w:val="20"/>
+              </w:rPr>
+            </w:pPr>
+            <w:proofErr w:type="spellStart"/>
+            <w:r>
+              <w:rPr>
+                <w:rFonts w:ascii="Consolas" w:hAnsi="Consolas"/>
+                <w:color w:val="17243A"/>
+                <w:sz w:val="20"/>
+              </w:rPr>
+              <w:t>else</w:t>
+            </w:r>
+            <w:proofErr w:type="spellEnd"/>
+            <w:r>
+              <w:rPr>
+                <w:rFonts w:ascii="Consolas" w:hAnsi="Consolas"/>
+                <w:color w:val="17243A"/>
+                <w:sz w:val="20"/>
+              </w:rPr>
+              <w:t>:</w:t>
+            </w:r>
+          </w:p>
+          <w:p>
+            <w:pPr>
+              <w:spacing w:before="60" w:after="60" w:line="240" w:lineRule="auto"/>
+            </w:pPr>
+            <w:r>
+              <w:rPr>
+                <w:rFonts w:ascii="Consolas" w:hAnsi="Consolas"/>
+                <w:color w:val="17243A"/>
+                <w:sz w:val="20"/>
+              </w:rPr>
+              <w:t xml:space="preserve">    </w:t>
+            </w:r>
+            <w:proofErr w:type="gramStart"/>
+            <w:r>
+              <w:rPr>
+                <w:rFonts w:ascii="Consolas" w:hAnsi="Consolas"/>
+                <w:color w:val="17243A"/>
+                <w:sz w:val="20"/>
+              </w:rPr>
+              <w:t>print(</w:t>
+            </w:r>
+            <w:proofErr w:type="gramEnd"/>
+            <w:r>
+              <w:rPr>
+                <w:rFonts w:ascii="Consolas" w:hAnsi="Consolas"/>
+                <w:color w:val="17243A"/>
+                <w:sz w:val="20"/>
+              </w:rPr>
+              <w:t>"Não é divisível por 2 nem por 3")</w:t>
+            </w:r>
+          </w:p>
+        </w:tc>
+      </w:tr>
+    </w:tbl>
+    <w:p>
+      <w:pPr>
+        <w:rPr>
+          <w:rFonts w:cs="Times New Roman"/>
+          <w:color w:val="000000"/>
+          <w:sz w:val="20"/>
+        </w:rPr>
+      </w:pPr>
+    </w:p>
+    <w:p>
+      <w:pPr>
+        <w:pBdr>
+          <w:bottom w:val="single" w:sz="4" w:space="1" w:color="auto"/>
+        </w:pBdr>
+        <w:rPr>
+          <w:rFonts w:cs="Times New Roman"/>
+          <w:color w:val="000000"/>
+          <w:sz w:val="20"/>
+        </w:rPr>
+      </w:pPr>
+      <w:r>
+        <w:rPr>
+          <w:rFonts w:cs="Times New Roman"/>
+          <w:color w:val="000000"/>
+          <w:sz w:val="20"/>
+        </w:rPr>
+        <w:t>a) Divisível por 2</w:t>
+      </w:r>
+    </w:p>
+    <w:p>
+      <w:pPr>
+        <w:pBdr>
+          <w:bottom w:val="single" w:sz="4" w:space="1" w:color="auto"/>
+        </w:pBdr>
+        <w:rPr>
+          <w:rFonts w:cs="Times New Roman"/>
+          <w:color w:val="000000"/>
+          <w:sz w:val="20"/>
+        </w:rPr>
+      </w:pPr>
+      <w:r>
+        <w:rPr>
+          <w:rFonts w:cs="Times New Roman"/>
+          <w:color w:val="000000"/>
+          <w:sz w:val="20"/>
+        </w:rPr>
+        <w:t>b) Divisível por 3</w:t>
+      </w:r>
+    </w:p>
+    <w:p>
+      <w:pPr>
+        <w:pBdr>
+          <w:bottom w:val="single" w:sz="4" w:space="1" w:color="auto"/>
+        </w:pBdr>
+        <w:rPr>
+          <w:rFonts w:cs="Times New Roman"/>
+          <w:color w:val="000000"/>
+          <w:sz w:val="20"/>
+        </w:rPr>
+      </w:pPr>
+      <w:r>
+        <w:rPr>
+          <w:rFonts w:cs="Times New Roman"/>
+          <w:color w:val="000000"/>
+          <w:sz w:val="20"/>
+        </w:rPr>
+        <w:t xml:space="preserve">c) Divisível por 2 </w:t>
+      </w:r>
+      <w:proofErr w:type="gramStart"/>
+      <w:r>
+        <w:rPr>
+          <w:rFonts w:cs="Times New Roman"/>
+          <w:color w:val="000000"/>
+          <w:sz w:val="20"/>
+        </w:rPr>
+        <w:t>e Divisível</w:t>
+      </w:r>
+      <w:proofErr w:type="gramEnd"/>
+      <w:r>
+        <w:rPr>
+          <w:rFonts w:cs="Times New Roman"/>
+          <w:color w:val="000000"/>
+          <w:sz w:val="20"/>
+        </w:rPr>
+        <w:t xml:space="preserve"> por 3</w:t>
+      </w:r>
+    </w:p>
+    <w:p>
+      <w:pPr>
+        <w:pBdr>
+          <w:bottom w:val="single" w:sz="4" w:space="1" w:color="auto"/>
+        </w:pBdr>
+        <w:rPr>
+          <w:rFonts w:cs="Times New Roman"/>
+        </w:rPr>
+      </w:pPr>
+      <w:r>
+        <w:rPr>
+          <w:rFonts w:cs="Times New Roman"/>
+          <w:color w:val="000000"/>
+          <w:sz w:val="20"/>
+        </w:rPr>
+        <w:t>d) Não é divisível por 2 nem por 3</w:t>
+      </w:r>
+    </w:p>
+    <w:p>
+      <w:pPr>
+        <w:pStyle w:val="Ttulo1"/>
+      </w:pPr>
+      <w:r>
+        <w:t>Analise o código Python e assinale a alternativa que mostra corretamente os valores exibidos.</w:t>
+      </w:r>
       <w:r>
         <w:rPr>
           <w:b/>
+        </w:rPr>
+        <w:t xml:space="preserve"> (1 ponto)</w:t>
+      </w:r>
+    </w:p>
+    <w:tbl>
+      <w:tblPr>
+        <w:tblW w:w="8422" w:type="dxa"/>
+        <w:tblInd w:w="-6" w:type="dxa"/>
+        <w:tblBorders>
+          <w:top w:val="single" w:sz="5" w:space="0" w:color="CFD6E0"/>
+          <w:left w:val="single" w:sz="5" w:space="0" w:color="CFD6E0"/>
+          <w:bottom w:val="single" w:sz="5" w:space="0" w:color="CFD6E0"/>
+          <w:right w:val="single" w:sz="5" w:space="0" w:color="CFD6E0"/>
+          <w:insideH w:val="single" w:sz="5" w:space="0" w:color="CFD6E0"/>
+          <w:insideV w:val="single" w:sz="5" w:space="0" w:color="CFD6E0"/>
+        </w:tblBorders>
+        <w:tblLayout w:type="fixed"/>
+        <w:tblLook w:val="04A0" w:firstRow="1" w:lastRow="0" w:firstColumn="1" w:lastColumn="0" w:noHBand="0" w:noVBand="1"/>
+      </w:tblPr>
+      <w:tblGrid>
+        <w:gridCol w:w="8422"/>
+      </w:tblGrid>
+      <w:tr>
+        <w:trPr>
+          <w:trHeight w:val="1106"/>
+        </w:trPr>
+        <w:tc>
+          <w:tcPr>
+            <w:tcW w:w="8422" w:type="dxa"/>
+            <w:shd w:val="clear" w:color="auto" w:fill="F3F5F8"/>
+            <w:tcMar>
+              <w:top w:w="110" w:type="dxa"/>
+              <w:left w:w="160" w:type="dxa"/>
+              <w:bottom w:w="110" w:type="dxa"/>
+              <w:right w:w="160" w:type="dxa"/>
+            </w:tcMar>
+            <w:vAlign w:val="center"/>
+          </w:tcPr>
+          <w:p>
+            <w:pPr>
+              <w:spacing w:before="60" w:after="60" w:line="240" w:lineRule="auto"/>
+              <w:rPr>
+                <w:rFonts w:ascii="Consolas" w:hAnsi="Consolas"/>
+                <w:color w:val="17243A"/>
+                <w:sz w:val="20"/>
+              </w:rPr>
+            </w:pPr>
+            <w:r>
+              <w:rPr>
+                <w:rFonts w:ascii="Consolas" w:hAnsi="Consolas"/>
+                <w:color w:val="17243A"/>
+                <w:sz w:val="20"/>
+              </w:rPr>
+              <w:t>soma = 0</w:t>
+            </w:r>
+          </w:p>
+          <w:p>
+            <w:pPr>
+              <w:spacing w:before="60" w:after="60" w:line="240" w:lineRule="auto"/>
+              <w:rPr>
+                <w:rFonts w:ascii="Consolas" w:hAnsi="Consolas"/>
+                <w:color w:val="17243A"/>
+                <w:sz w:val="20"/>
+              </w:rPr>
+            </w:pPr>
+            <w:r>
+              <w:rPr>
+                <w:rFonts w:ascii="Consolas" w:hAnsi="Consolas"/>
+                <w:color w:val="17243A"/>
+                <w:sz w:val="20"/>
+              </w:rPr>
+              <w:t xml:space="preserve">for </w:t>
+            </w:r>
+            <w:proofErr w:type="spellStart"/>
+            <w:proofErr w:type="gramStart"/>
+            <w:r>
+              <w:rPr>
+                <w:rFonts w:ascii="Consolas" w:hAnsi="Consolas"/>
+                <w:color w:val="17243A"/>
+                <w:sz w:val="20"/>
+              </w:rPr>
+              <w:t>numero</w:t>
+            </w:r>
+            <w:proofErr w:type="spellEnd"/>
+            <w:proofErr w:type="gramEnd"/>
+            <w:r>
+              <w:rPr>
+                <w:rFonts w:ascii="Consolas" w:hAnsi="Consolas"/>
+                <w:color w:val="17243A"/>
+                <w:sz w:val="20"/>
+              </w:rPr>
+              <w:t xml:space="preserve"> in </w:t>
+            </w:r>
+            <w:proofErr w:type="gramStart"/>
+            <w:r>
+              <w:rPr>
+                <w:rFonts w:ascii="Consolas" w:hAnsi="Consolas"/>
+                <w:color w:val="17243A"/>
+                <w:sz w:val="20"/>
+              </w:rPr>
+              <w:t>range(</w:t>
+            </w:r>
+            <w:proofErr w:type="gramEnd"/>
+            <w:r>
+              <w:rPr>
+                <w:rFonts w:ascii="Consolas" w:hAnsi="Consolas"/>
+                <w:color w:val="17243A"/>
+                <w:sz w:val="20"/>
+              </w:rPr>
+              <w:t>1, 4):</w:t>
+            </w:r>
+          </w:p>
+          <w:p>
+            <w:pPr>
+              <w:spacing w:before="60" w:after="60" w:line="240" w:lineRule="auto"/>
+              <w:rPr>
+                <w:rFonts w:ascii="Consolas" w:hAnsi="Consolas"/>
+                <w:color w:val="17243A"/>
+                <w:sz w:val="20"/>
+              </w:rPr>
+            </w:pPr>
+            <w:r>
+              <w:rPr>
+                <w:rFonts w:ascii="Consolas" w:hAnsi="Consolas"/>
+                <w:color w:val="17243A"/>
+                <w:sz w:val="20"/>
+              </w:rPr>
+              <w:t xml:space="preserve">    soma = soma + </w:t>
+            </w:r>
+            <w:proofErr w:type="gramStart"/>
+            <w:r>
+              <w:rPr>
+                <w:rFonts w:ascii="Consolas" w:hAnsi="Consolas"/>
+                <w:color w:val="17243A"/>
+                <w:sz w:val="20"/>
+              </w:rPr>
+              <w:t>numero</w:t>
+            </w:r>
+            <w:proofErr w:type="gramEnd"/>
+          </w:p>
+          <w:p>
+            <w:pPr>
+              <w:spacing w:before="60" w:after="60" w:line="240" w:lineRule="auto"/>
+            </w:pPr>
+            <w:r>
+              <w:rPr>
+                <w:rFonts w:ascii="Consolas" w:hAnsi="Consolas"/>
+                <w:color w:val="17243A"/>
+                <w:sz w:val="20"/>
+              </w:rPr>
+              <w:t xml:space="preserve">    print(soma)</w:t>
+            </w:r>
+          </w:p>
+        </w:tc>
+      </w:tr>
+    </w:tbl>
+    <w:p>
+      <w:pPr>
+        <w:rPr>
+          <w:rFonts w:cs="Times New Roman"/>
+          <w:color w:val="000000"/>
+          <w:sz w:val="20"/>
+        </w:rPr>
+      </w:pPr>
+      <w:r>
+        <w:rPr>
+          <w:rFonts w:cs="Times New Roman"/>
+          <w:color w:val="000000"/>
+          <w:sz w:val="20"/>
+        </w:rPr>
+        <w:t>a) 1, 2 e 3</w:t>
+      </w:r>
+    </w:p>
+    <w:p>
+      <w:pPr>
+        <w:rPr>
+          <w:rFonts w:cs="Times New Roman"/>
+          <w:color w:val="000000"/>
+          <w:sz w:val="20"/>
+        </w:rPr>
+      </w:pPr>
+      <w:r>
+        <w:rPr>
+          <w:rFonts w:cs="Times New Roman"/>
+          <w:color w:val="000000"/>
+          <w:sz w:val="20"/>
+        </w:rPr>
+        <w:t>b) 1, 3 e 6</w:t>
+      </w:r>
+    </w:p>
+    <w:p>
+      <w:pPr>
+        <w:rPr>
+          <w:rFonts w:cs="Times New Roman"/>
+          <w:color w:val="000000"/>
+          <w:sz w:val="20"/>
+        </w:rPr>
+      </w:pPr>
+      <w:r>
+        <w:rPr>
+          <w:rFonts w:cs="Times New Roman"/>
+          <w:color w:val="000000"/>
+          <w:sz w:val="20"/>
+        </w:rPr>
+        <w:t>c) 0, 1 e 2</w:t>
+      </w:r>
+    </w:p>
+    <w:p>
+      <w:pPr>
+        <w:pBdr>
+          <w:bottom w:val="single" w:sz="4" w:space="1" w:color="auto"/>
+        </w:pBdr>
+        <w:rPr>
+          <w:rFonts w:cs="Times New Roman"/>
+          <w:color w:val="000000"/>
+          <w:sz w:val="20"/>
+        </w:rPr>
+      </w:pPr>
+      <w:r>
+        <w:rPr>
+          <w:rFonts w:cs="Times New Roman"/>
+          <w:color w:val="000000"/>
+          <w:sz w:val="20"/>
+        </w:rPr>
+        <w:t>d) O código apresenta erro porque range não pode ser usado com for</w:t>
+      </w:r>
+    </w:p>
+    <w:p>
+      <w:pPr>
+        <w:pStyle w:val="Ttulo1"/>
+      </w:pPr>
+      <w:r>
+        <w:lastRenderedPageBreak/>
+        <w:t>Desenhe o</w:t>
+      </w:r>
+      <w:r>
+        <w:t xml:space="preserve"> fluxograma e um programa em Python que leia o raio de um círculo e calcule sua área e seu perímetro. Considere π = 3,14. Apresente os dois resultados ao </w:t>
+      </w:r>
+      <w:r>
+        <w:t xml:space="preserve">usuário. </w:t>
+      </w:r>
+      <w:r>
+        <w:rPr>
+          <w:b/>
+        </w:rPr>
+        <w:t>(3 pontos)</w:t>
+      </w:r>
+    </w:p>
+    <w:p>
+      <w:pPr>
+        <w:spacing w:after="80" w:line="269" w:lineRule="auto"/>
+        <w:jc w:val="center"/>
+        <w:rPr>
+          <w:rFonts w:cs="Times New Roman"/>
+          <w:b/>
+          <w:color w:val="333333"/>
           <w:sz w:val="24"/>
-        </w:rPr>
+          <w:szCs w:val="28"/>
+        </w:rPr>
+      </w:pPr>
+      <w:r>
+        <w:rPr>
+          <w:rFonts w:cs="Times New Roman"/>
+          <w:b/>
+          <w:color w:val="333333"/>
+          <w:sz w:val="24"/>
+          <w:szCs w:val="28"/>
+        </w:rPr>
+        <w:t>Fórmulas: área = π × raio²    |    perímetro = 2 × π × raio</w:t>
+      </w:r>
+    </w:p>
+    <w:p>
+      <w:pPr>
+        <w:spacing w:before="60" w:after="40" w:line="269" w:lineRule="auto"/>
+        <w:rPr>
+          <w:rFonts w:cs="Times New Roman"/>
+        </w:rPr>
+      </w:pPr>
+      <w:r>
+        <w:rPr>
+          <w:rFonts w:cs="Times New Roman"/>
+          <w:b/>
+          <w:sz w:val="20"/>
+        </w:rPr>
+        <w:t>Fluxograma</w:t>
+      </w:r>
+    </w:p>
+    <w:p>
+      <w:pPr>
+        <w:spacing w:after="80" w:line="269" w:lineRule="auto"/>
+        <w:jc w:val="center"/>
+        <w:rPr>
+          <w:rFonts w:cs="Times New Roman"/>
+          <w:sz w:val="28"/>
+          <w:szCs w:val="28"/>
+        </w:rPr>
+      </w:pPr>
+    </w:p>
+    <w:p/>
+    <w:p/>
+    <w:p/>
+    <w:p/>
+    <w:p/>
+    <w:p/>
+    <w:p/>
+    <w:p/>
+    <w:p/>
+    <w:p/>
+    <w:p/>
+    <w:p>
+      <w:pPr>
+        <w:spacing w:before="60" w:after="40" w:line="269" w:lineRule="auto"/>
+        <w:rPr>
+          <w:rFonts w:cs="Times New Roman"/>
+          <w:b/>
+          <w:sz w:val="20"/>
+        </w:rPr>
+      </w:pPr>
+      <w:r>
+        <w:rPr>
+          <w:rFonts w:cs="Times New Roman"/>
+          <w:b/>
+          <w:sz w:val="20"/>
+        </w:rPr>
+        <w:t>Código Python</w:t>
+      </w:r>
+    </w:p>
+    <w:p/>
+    <w:p/>
+    <w:p/>
+    <w:p/>
+    <w:p/>
+    <w:p/>
+    <w:p/>
+    <w:p/>
+    <w:p/>
+    <w:p/>
+    <w:p/>
+    <w:p/>
+    <w:p/>
+    <w:p/>
+    <w:p/>
+    <w:p/>
+    <w:p/>
+    <w:p/>
+    <w:p/>
+    <w:p>
+      <w:pPr>
+        <w:pStyle w:val="Ttulo1"/>
+        <w:rPr>
+          <w:b/>
+          <w:bCs/>
+        </w:rPr>
+      </w:pPr>
+      <w:r>
         <w:lastRenderedPageBreak/>
-        <w:t>Consumo de combustível</w:t>
-      </w:r>
-    </w:p>
-    <w:p>
-      <w:pPr>
-        <w:spacing w:after="140"/>
-      </w:pPr>
-      <w:r>
-        <w:t>Um motorista deseja saber o consumo médio de seu veículo. Desenvolva um fluxograma que receba a distância percorrida, em quilômetros, e a quantidade de combustível consumida, em litros. Calcule o consumo médio, dividindo a distância pela quantidade de combustível, e exiba o resultado em km/l.</w:t>
-      </w:r>
-    </w:p>
-    <w:p>
-      <w:pPr>
-        <w:spacing w:after="140"/>
-      </w:pPr>
-      <w:r>
-        <w:t>Considere que a quantidade de combustível é maior que zero.</w:t>
-      </w:r>
-    </w:p>
-    <w:p>
-      <w:pPr>
-        <w:spacing w:after="140"/>
-      </w:pPr>
-    </w:p>
-    <w:p>
-      <w:pPr>
-        <w:spacing w:after="140"/>
-      </w:pPr>
-    </w:p>
-    <w:p>
-      <w:pPr>
-        <w:spacing w:after="140"/>
-      </w:pPr>
-    </w:p>
-    <w:p>
-      <w:pPr>
-        <w:spacing w:after="140"/>
-      </w:pPr>
-    </w:p>
-    <w:p>
-      <w:pPr>
-        <w:spacing w:after="140"/>
-      </w:pPr>
-    </w:p>
-    <w:p>
-      <w:pPr>
-        <w:spacing w:after="140"/>
-      </w:pPr>
-    </w:p>
-    <w:p>
-      <w:pPr>
-        <w:spacing w:after="140"/>
-      </w:pPr>
-    </w:p>
-    <w:p>
-      <w:pPr>
-        <w:spacing w:after="140"/>
-      </w:pPr>
-    </w:p>
-    <w:p>
-      <w:pPr>
-        <w:spacing w:after="140"/>
-      </w:pPr>
-    </w:p>
-    <w:p>
-      <w:pPr>
-        <w:spacing w:after="140"/>
-      </w:pPr>
-    </w:p>
-    <w:p>
-      <w:pPr>
-        <w:spacing w:after="140"/>
-      </w:pPr>
-    </w:p>
-    <w:p>
-      <w:pPr>
-        <w:spacing w:after="140"/>
-      </w:pPr>
-    </w:p>
-    <w:p>
-      <w:pPr>
-        <w:spacing w:after="140"/>
-      </w:pPr>
-    </w:p>
-    <w:p>
-      <w:pPr>
-        <w:spacing w:after="140"/>
-      </w:pPr>
-    </w:p>
-    <w:p>
-      <w:pPr>
-        <w:spacing w:after="140"/>
-      </w:pPr>
-    </w:p>
-    <w:p>
-      <w:pPr>
-        <w:spacing w:after="140"/>
-      </w:pPr>
-    </w:p>
-    <w:p>
-      <w:pPr>
-        <w:spacing w:after="140"/>
-      </w:pPr>
-    </w:p>
-    <w:p>
-      <w:pPr>
-        <w:spacing w:after="140"/>
-      </w:pPr>
-    </w:p>
-    <w:p>
-      <w:pPr>
-        <w:spacing w:after="140"/>
-      </w:pPr>
-    </w:p>
-    <w:p>
-      <w:pPr>
-        <w:spacing w:after="140"/>
-      </w:pPr>
-    </w:p>
-    <w:p>
-      <w:pPr>
-        <w:spacing w:after="140"/>
-      </w:pPr>
-    </w:p>
-    <w:p>
-      <w:pPr>
-        <w:spacing w:after="140"/>
-      </w:pPr>
-    </w:p>
-    <w:p>
-      <w:pPr>
-        <w:pStyle w:val="Ttulo1"/>
-        <w:rPr>
+        <w:t>Uma loja concede 10% de desconto quando o valor da compra é maior ou igual a R$ 200,00.</w:t>
+      </w:r>
+      <w:r>
+        <w:t xml:space="preserve"> De</w:t>
+      </w:r>
+      <w:r>
+        <w:t>senhe o fluxograma e desenvolva um programa em Python que leia o valor da compra. Se houver desconto, calcule o novo valor e exiba “Desconto aplicado”; caso contrário, exiba “Sem desconto”. Em ambos os casos, mostre o valor final a pagar.</w:t>
+      </w:r>
+      <w:r>
+        <w:rPr>
+          <w:rFonts w:ascii="Arial" w:hAnsi="Arial"/>
           <w:b/>
-          <w:sz w:val="24"/>
-        </w:rPr>
-      </w:pPr>
+          <w:color w:val="233862"/>
+        </w:rPr>
+        <w:t xml:space="preserve"> </w:t>
+      </w:r>
       <w:r>
         <w:rPr>
           <w:b/>
-          <w:sz w:val="24"/>
-        </w:rPr>
-        <w:lastRenderedPageBreak/>
-        <w:t>Desconto em uma loja</w:t>
-      </w:r>
-    </w:p>
-    <w:p>
-      <w:pPr>
-        <w:spacing w:after="140"/>
-      </w:pPr>
-      <w:r>
-        <w:t>Uma loja oferece 10% de desconto para compras de R$ 200,00 ou mais. Compras abaixo desse valor não recebem desconto. Desenvolva um fluxograma que receba o valor original da compra, verifique se o cliente tem direito ao desconto e exiba o valor final a pagar.</w:t>
-      </w:r>
-    </w:p>
-    <w:p>
-      <w:pPr>
-        <w:spacing w:after="140"/>
-      </w:pPr>
-      <w:r>
-        <w:rPr>
+          <w:bCs/>
+        </w:rPr>
+        <w:t>(3 pontos)</w:t>
+      </w:r>
+    </w:p>
+    <w:p>
+      <w:pPr>
+        <w:spacing w:before="60" w:after="40" w:line="269" w:lineRule="auto"/>
+        <w:rPr>
+          <w:rFonts w:cs="Times New Roman"/>
+        </w:rPr>
+      </w:pPr>
+      <w:r>
+        <w:rPr>
+          <w:rFonts w:cs="Times New Roman"/>
+          <w:b/>
           <w:sz w:val="20"/>
         </w:rPr>
-        <w:t>Espaço para o fluxograma</w:t>
-      </w:r>
-    </w:p>
-    <w:p/>
-    <w:p/>
-    <w:p/>
-    <w:p/>
-    <w:p/>
-    <w:p/>
-    <w:p/>
-    <w:p/>
-    <w:p/>
-    <w:p/>
-    <w:p/>
-    <w:p/>
-    <w:p/>
-    <w:p/>
-    <w:p/>
-    <w:p/>
-    <w:p/>
-    <w:p/>
-    <w:p/>
-    <w:p/>
-    <w:p/>
-    <w:p/>
-    <w:p/>
-    <w:p/>
-    <w:p/>
-    <w:p/>
-    <w:p/>
-    <w:p/>
-    <w:p/>
-    <w:p/>
-    <w:p/>
-    <w:p>
-      <w:pPr>
-        <w:pStyle w:val="Ttulo1"/>
-        <w:rPr>
+        <w:t>Fluxograma</w:t>
+      </w:r>
+    </w:p>
+    <w:p/>
+    <w:p/>
+    <w:p/>
+    <w:p/>
+    <w:p/>
+    <w:p/>
+    <w:p/>
+    <w:p/>
+    <w:p/>
+    <w:p/>
+    <w:p/>
+    <w:p/>
+    <w:p/>
+    <w:p/>
+    <w:p>
+      <w:pPr>
+        <w:spacing w:before="60" w:after="40" w:line="269" w:lineRule="auto"/>
+        <w:rPr>
+          <w:rFonts w:cs="Times New Roman"/>
           <w:b/>
-        </w:rPr>
-      </w:pPr>
-      <w:r>
-        <w:rPr>
+          <w:sz w:val="20"/>
+        </w:rPr>
+      </w:pPr>
+      <w:r>
+        <w:rPr>
+          <w:rFonts w:cs="Times New Roman"/>
           <w:b/>
-        </w:rPr>
-        <w:lastRenderedPageBreak/>
-        <w:t>Desafio — Cálculo de comissão</w:t>
-      </w:r>
-      <w:r>
-        <w:rPr>
-          <w:b/>
-        </w:rPr>
-        <w:tab/>
-      </w:r>
-    </w:p>
-    <w:p>
-      <w:r>
-        <w:t>Desenvolva um fluxograma que receba o valor total vendido por um funcionário no mês e calcule sua comissão conforme as regras:</w:t>
-      </w:r>
-    </w:p>
-    <w:p>
-      <w:pPr>
-        <w:pStyle w:val="PargrafodaLista"/>
-        <w:numPr>
-          <w:ilvl w:val="0"/>
-          <w:numId w:val="5"/>
-        </w:numPr>
-        <w:spacing w:after="0" w:line="360" w:lineRule="auto"/>
-        <w:ind w:left="714" w:hanging="357"/>
-        <w:rPr>
-          <w:rFonts w:ascii="Times New Roman" w:hAnsi="Times New Roman" w:cs="Times New Roman"/>
-        </w:rPr>
-      </w:pPr>
-      <w:r>
-        <w:rPr>
-          <w:rFonts w:ascii="Times New Roman" w:hAnsi="Times New Roman" w:cs="Times New Roman"/>
-        </w:rPr>
-        <w:t>Abaixo de R$ 5.000,00: comissão de 3%.</w:t>
-      </w:r>
-    </w:p>
-    <w:p>
-      <w:pPr>
-        <w:pStyle w:val="PargrafodaLista"/>
-        <w:numPr>
-          <w:ilvl w:val="0"/>
-          <w:numId w:val="5"/>
-        </w:numPr>
-        <w:spacing w:after="0" w:line="360" w:lineRule="auto"/>
-        <w:ind w:left="714" w:hanging="357"/>
-        <w:rPr>
-          <w:rFonts w:ascii="Times New Roman" w:hAnsi="Times New Roman" w:cs="Times New Roman"/>
-        </w:rPr>
-      </w:pPr>
-      <w:r>
-        <w:rPr>
-          <w:rFonts w:ascii="Times New Roman" w:hAnsi="Times New Roman" w:cs="Times New Roman"/>
-        </w:rPr>
-        <w:t>De R$ 5.000,00 até abaixo de R$ 10.000,00: comissão de 5%.</w:t>
-      </w:r>
-    </w:p>
-    <w:p>
-      <w:pPr>
-        <w:pStyle w:val="PargrafodaLista"/>
-        <w:numPr>
-          <w:ilvl w:val="0"/>
-          <w:numId w:val="5"/>
-        </w:numPr>
-        <w:spacing w:after="0" w:line="360" w:lineRule="auto"/>
-        <w:ind w:left="714" w:hanging="357"/>
-      </w:pPr>
-      <w:r>
-        <w:rPr>
-          <w:rFonts w:ascii="Times New Roman" w:hAnsi="Times New Roman" w:cs="Times New Roman"/>
-        </w:rPr>
-        <w:t>R$ 10.000,00 ou mais: comissão de 8%.</w:t>
-      </w:r>
-    </w:p>
-    <w:p>
-      <w:r>
-        <w:t>O percentual deve ser aplicado sobre todo o valor vendido. Ao final, exiba o valor da comissão e o salário total, considerando um salário fixo de R$ 1.800,00.</w:t>
-      </w:r>
-    </w:p>
-    <w:p>
-      <w:r>
-        <w:t>Utilize condições encadeadas.</w:t>
-      </w:r>
-    </w:p>
-    <w:p/>
-    <w:p/>
-    <w:p/>
-    <w:p/>
-    <w:p/>
-    <w:p/>
-    <w:p/>
-    <w:p/>
-    <w:p/>
-    <w:p/>
-    <w:p/>
-    <w:p/>
-    <w:p/>
-    <w:p/>
-    <w:p/>
-    <w:p/>
-    <w:p/>
-    <w:p/>
-    <w:p/>
-    <w:p/>
-    <w:p/>
-    <w:p/>
-    <w:p/>
-    <w:p/>
-    <w:p/>
-    <w:p/>
-    <w:p/>
-    <w:p/>
-    <w:p>
-      <w:pPr>
-        <w:pStyle w:val="Ttulo1"/>
-        <w:rPr>
-          <w:b/>
-        </w:rPr>
-      </w:pPr>
-      <w:r>
-        <w:rPr>
-          <w:b/>
-        </w:rPr>
-        <w:lastRenderedPageBreak/>
-        <w:t>Desafio — Controle de gastos</w:t>
-      </w:r>
-    </w:p>
-    <w:p>
-      <w:r>
-        <w:t>Desenvolva um fluxograma que utilize a estrutura de repetição for para receber o valor gasto com alimentação em cada um dos cinco dias úteis da semana.</w:t>
-      </w:r>
-    </w:p>
-    <w:p>
-      <w:r>
-        <w:t>Ao final, exiba:</w:t>
-      </w:r>
-    </w:p>
-    <w:p>
-      <w:pPr>
-        <w:pStyle w:val="PargrafodaLista"/>
-        <w:numPr>
-          <w:ilvl w:val="0"/>
-          <w:numId w:val="6"/>
-        </w:numPr>
-        <w:spacing w:after="0" w:line="360" w:lineRule="auto"/>
-        <w:ind w:left="714" w:hanging="357"/>
-        <w:rPr>
-          <w:rFonts w:ascii="Times New Roman" w:hAnsi="Times New Roman" w:cs="Times New Roman"/>
-        </w:rPr>
-      </w:pPr>
-      <w:bookmarkStart w:id="1" w:name="_GoBack"/>
-      <w:r>
-        <w:rPr>
-          <w:rFonts w:ascii="Times New Roman" w:hAnsi="Times New Roman" w:cs="Times New Roman"/>
-        </w:rPr>
-        <w:t>O total gasto na semana.</w:t>
-      </w:r>
-    </w:p>
-    <w:p>
-      <w:pPr>
-        <w:pStyle w:val="PargrafodaLista"/>
-        <w:numPr>
-          <w:ilvl w:val="0"/>
-          <w:numId w:val="6"/>
-        </w:numPr>
-        <w:spacing w:after="0" w:line="360" w:lineRule="auto"/>
-        <w:ind w:left="714" w:hanging="357"/>
-        <w:rPr>
-          <w:rFonts w:ascii="Times New Roman" w:hAnsi="Times New Roman" w:cs="Times New Roman"/>
-        </w:rPr>
-      </w:pPr>
-      <w:r>
-        <w:rPr>
-          <w:rFonts w:ascii="Times New Roman" w:hAnsi="Times New Roman" w:cs="Times New Roman"/>
-        </w:rPr>
-        <w:t>A média de gastos por dia.</w:t>
-      </w:r>
-    </w:p>
-    <w:p>
-      <w:pPr>
-        <w:pStyle w:val="PargrafodaLista"/>
-        <w:numPr>
-          <w:ilvl w:val="0"/>
-          <w:numId w:val="6"/>
-        </w:numPr>
-        <w:spacing w:after="0" w:line="360" w:lineRule="auto"/>
-        <w:ind w:left="714" w:hanging="357"/>
-        <w:rPr>
-          <w:rFonts w:ascii="Times New Roman" w:hAnsi="Times New Roman" w:cs="Times New Roman"/>
-        </w:rPr>
-      </w:pPr>
-      <w:r>
-        <w:rPr>
-          <w:rFonts w:ascii="Times New Roman" w:hAnsi="Times New Roman" w:cs="Times New Roman"/>
-        </w:rPr>
-        <w:t>A quantidade de dias em que o gasto foi superior a R$ 30,00.</w:t>
-      </w:r>
-      <w:bookmarkEnd w:id="1"/>
-    </w:p>
+          <w:sz w:val="20"/>
+        </w:rPr>
+        <w:t>Código Python</w:t>
+      </w:r>
+    </w:p>
+    <w:p/>
     <w:sectPr>
-      <w:headerReference w:type="first" r:id="rId7"/>
+      <w:type w:val="continuous"/>
       <w:pgSz w:w="11906" w:h="16838"/>
       <w:pgMar w:top="1418" w:right="1701" w:bottom="1418" w:left="1701" w:header="2835" w:footer="709" w:gutter="0"/>
       <w:cols w:space="708"/>
@@ -734,7 +2298,7 @@
 </file>
 
 <file path=word/endnotes.xml><?xml version="1.0" encoding="utf-8"?>
-<w:endnotes xmlns:wpc="http://schemas.microsoft.com/office/word/2010/wordprocessingCanvas" xmlns:cx="http://schemas.microsoft.com/office/drawing/2014/chartex" xmlns:cx1="http://schemas.microsoft.com/office/drawing/2015/9/8/chartex" xmlns:cx2="http://schemas.microsoft.com/office/drawing/2015/10/21/chartex" xmlns:cx3="http://schemas.microsoft.com/office/drawing/2016/5/9/chartex" xmlns:cx4="http://schemas.microsoft.com/office/drawing/2016/5/10/chartex" xmlns:cx5="http://schemas.microsoft.com/office/drawing/2016/5/11/chartex" xmlns:cx6="http://schemas.microsoft.com/office/drawing/2016/5/12/chartex" xmlns:cx7="http://schemas.microsoft.com/office/drawing/2016/5/13/chartex" xmlns:cx8="http://schemas.microsoft.com/office/drawing/2016/5/14/chartex" xmlns:mc="http://schemas.openxmlformats.org/markup-compatibility/2006" xmlns:aink="http://schemas.microsoft.com/office/drawing/2016/ink" xmlns:am3d="http://schemas.microsoft.com/office/drawing/2017/model3d" xmlns:o="urn:schemas-microsoft-com:office:office" xmlns:r="http://schemas.openxmlformats.org/officeDocument/2006/relationships" xmlns:m="http://schemas.openxmlformats.org/officeDocument/2006/math" xmlns:v="urn:schemas-microsoft-com:vml" xmlns:wp14="http://schemas.microsoft.com/office/word/2010/wordprocessingDrawing" xmlns:wp="http://schemas.openxmlformats.org/drawingml/2006/wordprocessingDrawing" xmlns:w10="urn:schemas-microsoft-com:office:word" xmlns:w="http://schemas.openxmlformats.org/wordprocessingml/2006/main" xmlns:w14="http://schemas.microsoft.com/office/word/2010/wordml" xmlns:w15="http://schemas.microsoft.com/office/word/2012/wordml" xmlns:w16cid="http://schemas.microsoft.com/office/word/2016/wordml/cid" xmlns:w16se="http://schemas.microsoft.com/office/word/2015/wordml/symex" xmlns:wpg="http://schemas.microsoft.com/office/word/2010/wordprocessingGroup" xmlns:wpi="http://schemas.microsoft.com/office/word/2010/wordprocessingInk" xmlns:wne="http://schemas.microsoft.com/office/word/2006/wordml" xmlns:wps="http://schemas.microsoft.com/office/word/2010/wordprocessingShape" mc:Ignorable="w14 w15 w16se w16cid wp14">
+<w:endnotes xmlns:wpc="http://schemas.microsoft.com/office/word/2010/wordprocessingCanvas" xmlns:cx="http://schemas.microsoft.com/office/drawing/2014/chartex" xmlns:cx1="http://schemas.microsoft.com/office/drawing/2015/9/8/chartex" xmlns:cx2="http://schemas.microsoft.com/office/drawing/2015/10/21/chartex" xmlns:cx3="http://schemas.microsoft.com/office/drawing/2016/5/9/chartex" xmlns:cx4="http://schemas.microsoft.com/office/drawing/2016/5/10/chartex" xmlns:cx5="http://schemas.microsoft.com/office/drawing/2016/5/11/chartex" xmlns:cx6="http://schemas.microsoft.com/office/drawing/2016/5/12/chartex" xmlns:cx7="http://schemas.microsoft.com/office/drawing/2016/5/13/chartex" xmlns:cx8="http://schemas.microsoft.com/office/drawing/2016/5/14/chartex" xmlns:mc="http://schemas.openxmlformats.org/markup-compatibility/2006" xmlns:aink="http://schemas.microsoft.com/office/drawing/2016/ink" xmlns:am3d="http://schemas.microsoft.com/office/drawing/2017/model3d" xmlns:o="urn:schemas-microsoft-com:office:office" xmlns:oel="http://schemas.microsoft.com/office/2019/extlst" xmlns:r="http://schemas.openxmlformats.org/officeDocument/2006/relationships" xmlns:m="http://schemas.openxmlformats.org/officeDocument/2006/math" xmlns:v="urn:schemas-microsoft-com:vml" xmlns:wp14="http://schemas.microsoft.com/office/word/2010/wordprocessingDrawing" xmlns:wp="http://schemas.openxmlformats.org/drawingml/2006/wordprocessingDrawing" xmlns:w10="urn:schemas-microsoft-com:office:word" xmlns:w="http://schemas.openxmlformats.org/wordprocessingml/2006/main" xmlns:w14="http://schemas.microsoft.com/office/word/2010/wordml" xmlns:w15="http://schemas.microsoft.com/office/word/2012/wordml" xmlns:w16cex="http://schemas.microsoft.com/office/word/2018/wordml/cex" xmlns:w16cid="http://schemas.microsoft.com/office/word/2016/wordml/cid" xmlns:w16="http://schemas.microsoft.com/office/word/2018/wordml" xmlns:w16du="http://schemas.microsoft.com/office/word/2023/wordml/word16du" xmlns:w16sdtdh="http://schemas.microsoft.com/office/word/2020/wordml/sdtdatahash" xmlns:w16sdtfl="http://schemas.microsoft.com/office/word/2024/wordml/sdtformatlock" xmlns:w16se="http://schemas.microsoft.com/office/word/2015/wordml/symex" xmlns:wpg="http://schemas.microsoft.com/office/word/2010/wordprocessingGroup" xmlns:wpi="http://schemas.microsoft.com/office/word/2010/wordprocessingInk" xmlns:wne="http://schemas.microsoft.com/office/word/2006/wordml" xmlns:wps="http://schemas.microsoft.com/office/word/2010/wordprocessingShape" mc:Ignorable="w14 w15 w16se w16cid w16 w16cex w16sdtdh w16sdtfl w16du wp14">
   <w:endnote w:type="separator" w:id="-1">
     <w:p>
       <w:pPr>
@@ -759,7 +2323,7 @@
 </file>
 
 <file path=word/footnotes.xml><?xml version="1.0" encoding="utf-8"?>
-<w:footnotes xmlns:wpc="http://schemas.microsoft.com/office/word/2010/wordprocessingCanvas" xmlns:cx="http://schemas.microsoft.com/office/drawing/2014/chartex" xmlns:cx1="http://schemas.microsoft.com/office/drawing/2015/9/8/chartex" xmlns:cx2="http://schemas.microsoft.com/office/drawing/2015/10/21/chartex" xmlns:cx3="http://schemas.microsoft.com/office/drawing/2016/5/9/chartex" xmlns:cx4="http://schemas.microsoft.com/office/drawing/2016/5/10/chartex" xmlns:cx5="http://schemas.microsoft.com/office/drawing/2016/5/11/chartex" xmlns:cx6="http://schemas.microsoft.com/office/drawing/2016/5/12/chartex" xmlns:cx7="http://schemas.microsoft.com/office/drawing/2016/5/13/chartex" xmlns:cx8="http://schemas.microsoft.com/office/drawing/2016/5/14/chartex" xmlns:mc="http://schemas.openxmlformats.org/markup-compatibility/2006" xmlns:aink="http://schemas.microsoft.com/office/drawing/2016/ink" xmlns:am3d="http://schemas.microsoft.com/office/drawing/2017/model3d" xmlns:o="urn:schemas-microsoft-com:office:office" xmlns:r="http://schemas.openxmlformats.org/officeDocument/2006/relationships" xmlns:m="http://schemas.openxmlformats.org/officeDocument/2006/math" xmlns:v="urn:schemas-microsoft-com:vml" xmlns:wp14="http://schemas.microsoft.com/office/word/2010/wordprocessingDrawing" xmlns:wp="http://schemas.openxmlformats.org/drawingml/2006/wordprocessingDrawing" xmlns:w10="urn:schemas-microsoft-com:office:word" xmlns:w="http://schemas.openxmlformats.org/wordprocessingml/2006/main" xmlns:w14="http://schemas.microsoft.com/office/word/2010/wordml" xmlns:w15="http://schemas.microsoft.com/office/word/2012/wordml" xmlns:w16cid="http://schemas.microsoft.com/office/word/2016/wordml/cid" xmlns:w16se="http://schemas.microsoft.com/office/word/2015/wordml/symex" xmlns:wpg="http://schemas.microsoft.com/office/word/2010/wordprocessingGroup" xmlns:wpi="http://schemas.microsoft.com/office/word/2010/wordprocessingInk" xmlns:wne="http://schemas.microsoft.com/office/word/2006/wordml" xmlns:wps="http://schemas.microsoft.com/office/word/2010/wordprocessingShape" mc:Ignorable="w14 w15 w16se w16cid wp14">
+<w:footnotes xmlns:wpc="http://schemas.microsoft.com/office/word/2010/wordprocessingCanvas" xmlns:cx="http://schemas.microsoft.com/office/drawing/2014/chartex" xmlns:cx1="http://schemas.microsoft.com/office/drawing/2015/9/8/chartex" xmlns:cx2="http://schemas.microsoft.com/office/drawing/2015/10/21/chartex" xmlns:cx3="http://schemas.microsoft.com/office/drawing/2016/5/9/chartex" xmlns:cx4="http://schemas.microsoft.com/office/drawing/2016/5/10/chartex" xmlns:cx5="http://schemas.microsoft.com/office/drawing/2016/5/11/chartex" xmlns:cx6="http://schemas.microsoft.com/office/drawing/2016/5/12/chartex" xmlns:cx7="http://schemas.microsoft.com/office/drawing/2016/5/13/chartex" xmlns:cx8="http://schemas.microsoft.com/office/drawing/2016/5/14/chartex" xmlns:mc="http://schemas.openxmlformats.org/markup-compatibility/2006" xmlns:aink="http://schemas.microsoft.com/office/drawing/2016/ink" xmlns:am3d="http://schemas.microsoft.com/office/drawing/2017/model3d" xmlns:o="urn:schemas-microsoft-com:office:office" xmlns:oel="http://schemas.microsoft.com/office/2019/extlst" xmlns:r="http://schemas.openxmlformats.org/officeDocument/2006/relationships" xmlns:m="http://schemas.openxmlformats.org/officeDocument/2006/math" xmlns:v="urn:schemas-microsoft-com:vml" xmlns:wp14="http://schemas.microsoft.com/office/word/2010/wordprocessingDrawing" xmlns:wp="http://schemas.openxmlformats.org/drawingml/2006/wordprocessingDrawing" xmlns:w10="urn:schemas-microsoft-com:office:word" xmlns:w="http://schemas.openxmlformats.org/wordprocessingml/2006/main" xmlns:w14="http://schemas.microsoft.com/office/word/2010/wordml" xmlns:w15="http://schemas.microsoft.com/office/word/2012/wordml" xmlns:w16cex="http://schemas.microsoft.com/office/word/2018/wordml/cex" xmlns:w16cid="http://schemas.microsoft.com/office/word/2016/wordml/cid" xmlns:w16="http://schemas.microsoft.com/office/word/2018/wordml" xmlns:w16du="http://schemas.microsoft.com/office/word/2023/wordml/word16du" xmlns:w16sdtdh="http://schemas.microsoft.com/office/word/2020/wordml/sdtdatahash" xmlns:w16sdtfl="http://schemas.microsoft.com/office/word/2024/wordml/sdtformatlock" xmlns:w16se="http://schemas.microsoft.com/office/word/2015/wordml/symex" xmlns:wpg="http://schemas.microsoft.com/office/word/2010/wordprocessingGroup" xmlns:wpi="http://schemas.microsoft.com/office/word/2010/wordprocessingInk" xmlns:wne="http://schemas.microsoft.com/office/word/2006/wordml" xmlns:wps="http://schemas.microsoft.com/office/word/2010/wordprocessingShape" mc:Ignorable="w14 w15 w16se w16cid w16 w16cex w16sdtdh w16sdtfl w16du wp14">
   <w:footnote w:type="separator" w:id="-1">
     <w:p>
       <w:pPr>
@@ -784,7 +2348,7 @@
 </file>
 
 <file path=word/header1.xml><?xml version="1.0" encoding="utf-8"?>
-<w:hdr xmlns:wpc="http://schemas.microsoft.com/office/word/2010/wordprocessingCanvas" xmlns:cx="http://schemas.microsoft.com/office/drawing/2014/chartex" xmlns:cx1="http://schemas.microsoft.com/office/drawing/2015/9/8/chartex" xmlns:cx2="http://schemas.microsoft.com/office/drawing/2015/10/21/chartex" xmlns:cx3="http://schemas.microsoft.com/office/drawing/2016/5/9/chartex" xmlns:cx4="http://schemas.microsoft.com/office/drawing/2016/5/10/chartex" xmlns:cx5="http://schemas.microsoft.com/office/drawing/2016/5/11/chartex" xmlns:cx6="http://schemas.microsoft.com/office/drawing/2016/5/12/chartex" xmlns:cx7="http://schemas.microsoft.com/office/drawing/2016/5/13/chartex" xmlns:cx8="http://schemas.microsoft.com/office/drawing/2016/5/14/chartex" xmlns:mc="http://schemas.openxmlformats.org/markup-compatibility/2006" xmlns:aink="http://schemas.microsoft.com/office/drawing/2016/ink" xmlns:am3d="http://schemas.microsoft.com/office/drawing/2017/model3d" xmlns:o="urn:schemas-microsoft-com:office:office" xmlns:r="http://schemas.openxmlformats.org/officeDocument/2006/relationships" xmlns:m="http://schemas.openxmlformats.org/officeDocument/2006/math" xmlns:v="urn:schemas-microsoft-com:vml" xmlns:wp14="http://schemas.microsoft.com/office/word/2010/wordprocessingDrawing" xmlns:wp="http://schemas.openxmlformats.org/drawingml/2006/wordprocessingDrawing" xmlns:w10="urn:schemas-microsoft-com:office:word" xmlns:w="http://schemas.openxmlformats.org/wordprocessingml/2006/main" xmlns:w14="http://schemas.microsoft.com/office/word/2010/wordml" xmlns:w15="http://schemas.microsoft.com/office/word/2012/wordml" xmlns:w16cid="http://schemas.microsoft.com/office/word/2016/wordml/cid" xmlns:w16se="http://schemas.microsoft.com/office/word/2015/wordml/symex" xmlns:wpg="http://schemas.microsoft.com/office/word/2010/wordprocessingGroup" xmlns:wpi="http://schemas.microsoft.com/office/word/2010/wordprocessingInk" xmlns:wne="http://schemas.microsoft.com/office/word/2006/wordml" xmlns:wps="http://schemas.microsoft.com/office/word/2010/wordprocessingShape" mc:Ignorable="w14 w15 w16se w16cid wp14">
+<w:hdr xmlns:wpc="http://schemas.microsoft.com/office/word/2010/wordprocessingCanvas" xmlns:cx="http://schemas.microsoft.com/office/drawing/2014/chartex" xmlns:cx1="http://schemas.microsoft.com/office/drawing/2015/9/8/chartex" xmlns:cx2="http://schemas.microsoft.com/office/drawing/2015/10/21/chartex" xmlns:cx3="http://schemas.microsoft.com/office/drawing/2016/5/9/chartex" xmlns:cx4="http://schemas.microsoft.com/office/drawing/2016/5/10/chartex" xmlns:cx5="http://schemas.microsoft.com/office/drawing/2016/5/11/chartex" xmlns:cx6="http://schemas.microsoft.com/office/drawing/2016/5/12/chartex" xmlns:cx7="http://schemas.microsoft.com/office/drawing/2016/5/13/chartex" xmlns:cx8="http://schemas.microsoft.com/office/drawing/2016/5/14/chartex" xmlns:mc="http://schemas.openxmlformats.org/markup-compatibility/2006" xmlns:aink="http://schemas.microsoft.com/office/drawing/2016/ink" xmlns:am3d="http://schemas.microsoft.com/office/drawing/2017/model3d" xmlns:o="urn:schemas-microsoft-com:office:office" xmlns:oel="http://schemas.microsoft.com/office/2019/extlst" xmlns:r="http://schemas.openxmlformats.org/officeDocument/2006/relationships" xmlns:m="http://schemas.openxmlformats.org/officeDocument/2006/math" xmlns:v="urn:schemas-microsoft-com:vml" xmlns:wp14="http://schemas.microsoft.com/office/word/2010/wordprocessingDrawing" xmlns:wp="http://schemas.openxmlformats.org/drawingml/2006/wordprocessingDrawing" xmlns:w10="urn:schemas-microsoft-com:office:word" xmlns:w="http://schemas.openxmlformats.org/wordprocessingml/2006/main" xmlns:w14="http://schemas.microsoft.com/office/word/2010/wordml" xmlns:w15="http://schemas.microsoft.com/office/word/2012/wordml" xmlns:w16cex="http://schemas.microsoft.com/office/word/2018/wordml/cex" xmlns:w16cid="http://schemas.microsoft.com/office/word/2016/wordml/cid" xmlns:w16="http://schemas.microsoft.com/office/word/2018/wordml" xmlns:w16du="http://schemas.microsoft.com/office/word/2023/wordml/word16du" xmlns:w16sdtdh="http://schemas.microsoft.com/office/word/2020/wordml/sdtdatahash" xmlns:w16sdtfl="http://schemas.microsoft.com/office/word/2024/wordml/sdtformatlock" xmlns:w16se="http://schemas.microsoft.com/office/word/2015/wordml/symex" xmlns:wpg="http://schemas.microsoft.com/office/word/2010/wordprocessingGroup" xmlns:wpi="http://schemas.microsoft.com/office/word/2010/wordprocessingInk" xmlns:wne="http://schemas.microsoft.com/office/word/2006/wordml" xmlns:wps="http://schemas.microsoft.com/office/word/2010/wordprocessingShape" mc:Ignorable="w14 w15 w16se w16cid w16 w16cex w16sdtdh w16sdtfl w16du wp14">
   <w:p>
     <w:pPr>
       <w:pStyle w:val="Cabealho"/>
@@ -860,7 +2424,7 @@
 </file>
 
 <file path=word/numbering.xml><?xml version="1.0" encoding="utf-8"?>
-<w:numbering xmlns:wpc="http://schemas.microsoft.com/office/word/2010/wordprocessingCanvas" xmlns:cx="http://schemas.microsoft.com/office/drawing/2014/chartex" xmlns:cx1="http://schemas.microsoft.com/office/drawing/2015/9/8/chartex" xmlns:cx2="http://schemas.microsoft.com/office/drawing/2015/10/21/chartex" xmlns:cx3="http://schemas.microsoft.com/office/drawing/2016/5/9/chartex" xmlns:cx4="http://schemas.microsoft.com/office/drawing/2016/5/10/chartex" xmlns:cx5="http://schemas.microsoft.com/office/drawing/2016/5/11/chartex" xmlns:cx6="http://schemas.microsoft.com/office/drawing/2016/5/12/chartex" xmlns:cx7="http://schemas.microsoft.com/office/drawing/2016/5/13/chartex" xmlns:cx8="http://schemas.microsoft.com/office/drawing/2016/5/14/chartex" xmlns:mc="http://schemas.openxmlformats.org/markup-compatibility/2006" xmlns:aink="http://schemas.microsoft.com/office/drawing/2016/ink" xmlns:am3d="http://schemas.microsoft.com/office/drawing/2017/model3d" xmlns:o="urn:schemas-microsoft-com:office:office" xmlns:r="http://schemas.openxmlformats.org/officeDocument/2006/relationships" xmlns:m="http://schemas.openxmlformats.org/officeDocument/2006/math" xmlns:v="urn:schemas-microsoft-com:vml" xmlns:wp14="http://schemas.microsoft.com/office/word/2010/wordprocessingDrawing" xmlns:wp="http://schemas.openxmlformats.org/drawingml/2006/wordprocessingDrawing" xmlns:w10="urn:schemas-microsoft-com:office:word" xmlns:w="http://schemas.openxmlformats.org/wordprocessingml/2006/main" xmlns:w14="http://schemas.microsoft.com/office/word/2010/wordml" xmlns:w15="http://schemas.microsoft.com/office/word/2012/wordml" xmlns:w16cid="http://schemas.microsoft.com/office/word/2016/wordml/cid" xmlns:w16se="http://schemas.microsoft.com/office/word/2015/wordml/symex" xmlns:wpg="http://schemas.microsoft.com/office/word/2010/wordprocessingGroup" xmlns:wpi="http://schemas.microsoft.com/office/word/2010/wordprocessingInk" xmlns:wne="http://schemas.microsoft.com/office/word/2006/wordml" xmlns:wps="http://schemas.microsoft.com/office/word/2010/wordprocessingShape" mc:Ignorable="w14 w15 w16se w16cid wp14">
+<w:numbering xmlns:wpc="http://schemas.microsoft.com/office/word/2010/wordprocessingCanvas" xmlns:cx="http://schemas.microsoft.com/office/drawing/2014/chartex" xmlns:cx1="http://schemas.microsoft.com/office/drawing/2015/9/8/chartex" xmlns:cx2="http://schemas.microsoft.com/office/drawing/2015/10/21/chartex" xmlns:cx3="http://schemas.microsoft.com/office/drawing/2016/5/9/chartex" xmlns:cx4="http://schemas.microsoft.com/office/drawing/2016/5/10/chartex" xmlns:cx5="http://schemas.microsoft.com/office/drawing/2016/5/11/chartex" xmlns:cx6="http://schemas.microsoft.com/office/drawing/2016/5/12/chartex" xmlns:cx7="http://schemas.microsoft.com/office/drawing/2016/5/13/chartex" xmlns:cx8="http://schemas.microsoft.com/office/drawing/2016/5/14/chartex" xmlns:mc="http://schemas.openxmlformats.org/markup-compatibility/2006" xmlns:aink="http://schemas.microsoft.com/office/drawing/2016/ink" xmlns:am3d="http://schemas.microsoft.com/office/drawing/2017/model3d" xmlns:o="urn:schemas-microsoft-com:office:office" xmlns:oel="http://schemas.microsoft.com/office/2019/extlst" xmlns:r="http://schemas.openxmlformats.org/officeDocument/2006/relationships" xmlns:m="http://schemas.openxmlformats.org/officeDocument/2006/math" xmlns:v="urn:schemas-microsoft-com:vml" xmlns:wp14="http://schemas.microsoft.com/office/word/2010/wordprocessingDrawing" xmlns:wp="http://schemas.openxmlformats.org/drawingml/2006/wordprocessingDrawing" xmlns:w10="urn:schemas-microsoft-com:office:word" xmlns:w="http://schemas.openxmlformats.org/wordprocessingml/2006/main" xmlns:w14="http://schemas.microsoft.com/office/word/2010/wordml" xmlns:w15="http://schemas.microsoft.com/office/word/2012/wordml" xmlns:w16cex="http://schemas.microsoft.com/office/word/2018/wordml/cex" xmlns:w16cid="http://schemas.microsoft.com/office/word/2016/wordml/cid" xmlns:w16="http://schemas.microsoft.com/office/word/2018/wordml" xmlns:w16du="http://schemas.microsoft.com/office/word/2023/wordml/word16du" xmlns:w16sdtdh="http://schemas.microsoft.com/office/word/2020/wordml/sdtdatahash" xmlns:w16sdtfl="http://schemas.microsoft.com/office/word/2024/wordml/sdtformatlock" xmlns:w16se="http://schemas.microsoft.com/office/word/2015/wordml/symex" xmlns:wpg="http://schemas.microsoft.com/office/word/2010/wordprocessingGroup" xmlns:wpi="http://schemas.microsoft.com/office/word/2010/wordprocessingInk" xmlns:wne="http://schemas.microsoft.com/office/word/2006/wordml" xmlns:wps="http://schemas.microsoft.com/office/word/2010/wordprocessingShape" mc:Ignorable="w14 w15 w16se w16cid w16 w16cex w16sdtdh w16sdtfl w16du wp14">
   <w:abstractNum w:abstractNumId="0" w15:restartNumberingAfterBreak="0">
     <w:nsid w:val="018D2F98"/>
     <w:multiLevelType w:val="hybridMultilevel"/>
@@ -1236,255 +2800,23 @@
       </w:pPr>
     </w:lvl>
   </w:abstractNum>
-  <w:abstractNum w:abstractNumId="4" w15:restartNumberingAfterBreak="0">
-    <w:nsid w:val="48260FB0"/>
-    <w:multiLevelType w:val="hybridMultilevel"/>
-    <w:tmpl w:val="EE10829E"/>
-    <w:lvl w:ilvl="0" w:tplc="04160001">
-      <w:start w:val="1"/>
-      <w:numFmt w:val="bullet"/>
-      <w:lvlText w:val=""/>
-      <w:lvlJc w:val="left"/>
-      <w:pPr>
-        <w:ind w:left="720" w:hanging="360"/>
-      </w:pPr>
-      <w:rPr>
-        <w:rFonts w:ascii="Symbol" w:hAnsi="Symbol" w:hint="default"/>
-      </w:rPr>
-    </w:lvl>
-    <w:lvl w:ilvl="1" w:tplc="04160003" w:tentative="1">
-      <w:start w:val="1"/>
-      <w:numFmt w:val="bullet"/>
-      <w:lvlText w:val="o"/>
-      <w:lvlJc w:val="left"/>
-      <w:pPr>
-        <w:ind w:left="1440" w:hanging="360"/>
-      </w:pPr>
-      <w:rPr>
-        <w:rFonts w:ascii="Courier New" w:hAnsi="Courier New" w:cs="Courier New" w:hint="default"/>
-      </w:rPr>
-    </w:lvl>
-    <w:lvl w:ilvl="2" w:tplc="04160005" w:tentative="1">
-      <w:start w:val="1"/>
-      <w:numFmt w:val="bullet"/>
-      <w:lvlText w:val=""/>
-      <w:lvlJc w:val="left"/>
-      <w:pPr>
-        <w:ind w:left="2160" w:hanging="360"/>
-      </w:pPr>
-      <w:rPr>
-        <w:rFonts w:ascii="Wingdings" w:hAnsi="Wingdings" w:hint="default"/>
-      </w:rPr>
-    </w:lvl>
-    <w:lvl w:ilvl="3" w:tplc="04160001" w:tentative="1">
-      <w:start w:val="1"/>
-      <w:numFmt w:val="bullet"/>
-      <w:lvlText w:val=""/>
-      <w:lvlJc w:val="left"/>
-      <w:pPr>
-        <w:ind w:left="2880" w:hanging="360"/>
-      </w:pPr>
-      <w:rPr>
-        <w:rFonts w:ascii="Symbol" w:hAnsi="Symbol" w:hint="default"/>
-      </w:rPr>
-    </w:lvl>
-    <w:lvl w:ilvl="4" w:tplc="04160003" w:tentative="1">
-      <w:start w:val="1"/>
-      <w:numFmt w:val="bullet"/>
-      <w:lvlText w:val="o"/>
-      <w:lvlJc w:val="left"/>
-      <w:pPr>
-        <w:ind w:left="3600" w:hanging="360"/>
-      </w:pPr>
-      <w:rPr>
-        <w:rFonts w:ascii="Courier New" w:hAnsi="Courier New" w:cs="Courier New" w:hint="default"/>
-      </w:rPr>
-    </w:lvl>
-    <w:lvl w:ilvl="5" w:tplc="04160005" w:tentative="1">
-      <w:start w:val="1"/>
-      <w:numFmt w:val="bullet"/>
-      <w:lvlText w:val=""/>
-      <w:lvlJc w:val="left"/>
-      <w:pPr>
-        <w:ind w:left="4320" w:hanging="360"/>
-      </w:pPr>
-      <w:rPr>
-        <w:rFonts w:ascii="Wingdings" w:hAnsi="Wingdings" w:hint="default"/>
-      </w:rPr>
-    </w:lvl>
-    <w:lvl w:ilvl="6" w:tplc="04160001" w:tentative="1">
-      <w:start w:val="1"/>
-      <w:numFmt w:val="bullet"/>
-      <w:lvlText w:val=""/>
-      <w:lvlJc w:val="left"/>
-      <w:pPr>
-        <w:ind w:left="5040" w:hanging="360"/>
-      </w:pPr>
-      <w:rPr>
-        <w:rFonts w:ascii="Symbol" w:hAnsi="Symbol" w:hint="default"/>
-      </w:rPr>
-    </w:lvl>
-    <w:lvl w:ilvl="7" w:tplc="04160003" w:tentative="1">
-      <w:start w:val="1"/>
-      <w:numFmt w:val="bullet"/>
-      <w:lvlText w:val="o"/>
-      <w:lvlJc w:val="left"/>
-      <w:pPr>
-        <w:ind w:left="5760" w:hanging="360"/>
-      </w:pPr>
-      <w:rPr>
-        <w:rFonts w:ascii="Courier New" w:hAnsi="Courier New" w:cs="Courier New" w:hint="default"/>
-      </w:rPr>
-    </w:lvl>
-    <w:lvl w:ilvl="8" w:tplc="04160005" w:tentative="1">
-      <w:start w:val="1"/>
-      <w:numFmt w:val="bullet"/>
-      <w:lvlText w:val=""/>
-      <w:lvlJc w:val="left"/>
-      <w:pPr>
-        <w:ind w:left="6480" w:hanging="360"/>
-      </w:pPr>
-      <w:rPr>
-        <w:rFonts w:ascii="Wingdings" w:hAnsi="Wingdings" w:hint="default"/>
-      </w:rPr>
-    </w:lvl>
-  </w:abstractNum>
-  <w:abstractNum w:abstractNumId="5" w15:restartNumberingAfterBreak="0">
-    <w:nsid w:val="73B24221"/>
-    <w:multiLevelType w:val="hybridMultilevel"/>
-    <w:tmpl w:val="6A525746"/>
-    <w:lvl w:ilvl="0" w:tplc="04160001">
-      <w:start w:val="1"/>
-      <w:numFmt w:val="bullet"/>
-      <w:lvlText w:val=""/>
-      <w:lvlJc w:val="left"/>
-      <w:pPr>
-        <w:ind w:left="720" w:hanging="360"/>
-      </w:pPr>
-      <w:rPr>
-        <w:rFonts w:ascii="Symbol" w:hAnsi="Symbol" w:hint="default"/>
-      </w:rPr>
-    </w:lvl>
-    <w:lvl w:ilvl="1" w:tplc="04160003" w:tentative="1">
-      <w:start w:val="1"/>
-      <w:numFmt w:val="bullet"/>
-      <w:lvlText w:val="o"/>
-      <w:lvlJc w:val="left"/>
-      <w:pPr>
-        <w:ind w:left="1440" w:hanging="360"/>
-      </w:pPr>
-      <w:rPr>
-        <w:rFonts w:ascii="Courier New" w:hAnsi="Courier New" w:cs="Courier New" w:hint="default"/>
-      </w:rPr>
-    </w:lvl>
-    <w:lvl w:ilvl="2" w:tplc="04160005" w:tentative="1">
-      <w:start w:val="1"/>
-      <w:numFmt w:val="bullet"/>
-      <w:lvlText w:val=""/>
-      <w:lvlJc w:val="left"/>
-      <w:pPr>
-        <w:ind w:left="2160" w:hanging="360"/>
-      </w:pPr>
-      <w:rPr>
-        <w:rFonts w:ascii="Wingdings" w:hAnsi="Wingdings" w:hint="default"/>
-      </w:rPr>
-    </w:lvl>
-    <w:lvl w:ilvl="3" w:tplc="04160001" w:tentative="1">
-      <w:start w:val="1"/>
-      <w:numFmt w:val="bullet"/>
-      <w:lvlText w:val=""/>
-      <w:lvlJc w:val="left"/>
-      <w:pPr>
-        <w:ind w:left="2880" w:hanging="360"/>
-      </w:pPr>
-      <w:rPr>
-        <w:rFonts w:ascii="Symbol" w:hAnsi="Symbol" w:hint="default"/>
-      </w:rPr>
-    </w:lvl>
-    <w:lvl w:ilvl="4" w:tplc="04160003" w:tentative="1">
-      <w:start w:val="1"/>
-      <w:numFmt w:val="bullet"/>
-      <w:lvlText w:val="o"/>
-      <w:lvlJc w:val="left"/>
-      <w:pPr>
-        <w:ind w:left="3600" w:hanging="360"/>
-      </w:pPr>
-      <w:rPr>
-        <w:rFonts w:ascii="Courier New" w:hAnsi="Courier New" w:cs="Courier New" w:hint="default"/>
-      </w:rPr>
-    </w:lvl>
-    <w:lvl w:ilvl="5" w:tplc="04160005" w:tentative="1">
-      <w:start w:val="1"/>
-      <w:numFmt w:val="bullet"/>
-      <w:lvlText w:val=""/>
-      <w:lvlJc w:val="left"/>
-      <w:pPr>
-        <w:ind w:left="4320" w:hanging="360"/>
-      </w:pPr>
-      <w:rPr>
-        <w:rFonts w:ascii="Wingdings" w:hAnsi="Wingdings" w:hint="default"/>
-      </w:rPr>
-    </w:lvl>
-    <w:lvl w:ilvl="6" w:tplc="04160001" w:tentative="1">
-      <w:start w:val="1"/>
-      <w:numFmt w:val="bullet"/>
-      <w:lvlText w:val=""/>
-      <w:lvlJc w:val="left"/>
-      <w:pPr>
-        <w:ind w:left="5040" w:hanging="360"/>
-      </w:pPr>
-      <w:rPr>
-        <w:rFonts w:ascii="Symbol" w:hAnsi="Symbol" w:hint="default"/>
-      </w:rPr>
-    </w:lvl>
-    <w:lvl w:ilvl="7" w:tplc="04160003" w:tentative="1">
-      <w:start w:val="1"/>
-      <w:numFmt w:val="bullet"/>
-      <w:lvlText w:val="o"/>
-      <w:lvlJc w:val="left"/>
-      <w:pPr>
-        <w:ind w:left="5760" w:hanging="360"/>
-      </w:pPr>
-      <w:rPr>
-        <w:rFonts w:ascii="Courier New" w:hAnsi="Courier New" w:cs="Courier New" w:hint="default"/>
-      </w:rPr>
-    </w:lvl>
-    <w:lvl w:ilvl="8" w:tplc="04160005" w:tentative="1">
-      <w:start w:val="1"/>
-      <w:numFmt w:val="bullet"/>
-      <w:lvlText w:val=""/>
-      <w:lvlJc w:val="left"/>
-      <w:pPr>
-        <w:ind w:left="6480" w:hanging="360"/>
-      </w:pPr>
-      <w:rPr>
-        <w:rFonts w:ascii="Wingdings" w:hAnsi="Wingdings" w:hint="default"/>
-      </w:rPr>
-    </w:lvl>
-  </w:abstractNum>
-  <w:num w:numId="1">
+  <w:num w:numId="1" w16cid:durableId="551044289">
     <w:abstractNumId w:val="2"/>
   </w:num>
-  <w:num w:numId="2">
+  <w:num w:numId="2" w16cid:durableId="1495219977">
     <w:abstractNumId w:val="3"/>
   </w:num>
-  <w:num w:numId="3">
+  <w:num w:numId="3" w16cid:durableId="1818296683">
     <w:abstractNumId w:val="0"/>
   </w:num>
-  <w:num w:numId="4">
+  <w:num w:numId="4" w16cid:durableId="1723824867">
     <w:abstractNumId w:val="1"/>
-  </w:num>
-  <w:num w:numId="5">
-    <w:abstractNumId w:val="5"/>
-  </w:num>
-  <w:num w:numId="6">
-    <w:abstractNumId w:val="4"/>
   </w:num>
 </w:numbering>
 </file>
 
 <file path=word/styles.xml><?xml version="1.0" encoding="utf-8"?>
-<w:styles xmlns:mc="http://schemas.openxmlformats.org/markup-compatibility/2006" xmlns:r="http://schemas.openxmlformats.org/officeDocument/2006/relationships" xmlns:w="http://schemas.openxmlformats.org/wordprocessingml/2006/main" xmlns:w14="http://schemas.microsoft.com/office/word/2010/wordml" xmlns:w15="http://schemas.microsoft.com/office/word/2012/wordml" xmlns:w16cid="http://schemas.microsoft.com/office/word/2016/wordml/cid" xmlns:w16se="http://schemas.microsoft.com/office/word/2015/wordml/symex" mc:Ignorable="w14 w15 w16se w16cid">
+<w:styles xmlns:mc="http://schemas.openxmlformats.org/markup-compatibility/2006" xmlns:r="http://schemas.openxmlformats.org/officeDocument/2006/relationships" xmlns:w="http://schemas.openxmlformats.org/wordprocessingml/2006/main" xmlns:w14="http://schemas.microsoft.com/office/word/2010/wordml" xmlns:w15="http://schemas.microsoft.com/office/word/2012/wordml" xmlns:w16cex="http://schemas.microsoft.com/office/word/2018/wordml/cex" xmlns:w16cid="http://schemas.microsoft.com/office/word/2016/wordml/cid" xmlns:w16="http://schemas.microsoft.com/office/word/2018/wordml" xmlns:w16du="http://schemas.microsoft.com/office/word/2023/wordml/word16du" xmlns:w16sdtdh="http://schemas.microsoft.com/office/word/2020/wordml/sdtdatahash" xmlns:w16sdtfl="http://schemas.microsoft.com/office/word/2024/wordml/sdtformatlock" xmlns:w16se="http://schemas.microsoft.com/office/word/2015/wordml/symex" mc:Ignorable="w14 w15 w16se w16cid w16 w16cex w16sdtdh w16sdtfl w16du">
   <w:docDefaults>
     <w:rPrDefault>
       <w:rPr>
@@ -1500,7 +2832,7 @@
       </w:pPr>
     </w:pPrDefault>
   </w:docDefaults>
-  <w:latentStyles w:defLockedState="0" w:defUIPriority="99" w:defSemiHidden="0" w:defUnhideWhenUsed="0" w:defQFormat="0" w:count="375">
+  <w:latentStyles w:defLockedState="0" w:defUIPriority="99" w:defSemiHidden="0" w:defUnhideWhenUsed="0" w:defQFormat="0" w:count="376">
     <w:lsdException w:name="Normal" w:uiPriority="0" w:qFormat="1"/>
     <w:lsdException w:name="heading 1" w:uiPriority="9" w:qFormat="1"/>
     <w:lsdException w:name="heading 2" w:semiHidden="1" w:uiPriority="9" w:unhideWhenUsed="1" w:qFormat="1"/>
@@ -1876,11 +3208,12 @@
     <w:lsdException w:name="Smart Hyperlink" w:semiHidden="1" w:unhideWhenUsed="1"/>
     <w:lsdException w:name="Hashtag" w:semiHidden="1" w:unhideWhenUsed="1"/>
     <w:lsdException w:name="Unresolved Mention" w:semiHidden="1" w:unhideWhenUsed="1"/>
+    <w:lsdException w:name="Smart Link" w:semiHidden="1" w:unhideWhenUsed="1"/>
   </w:latentStyles>
   <w:style w:type="paragraph" w:default="1" w:styleId="Normal">
     <w:name w:val="Normal"/>
     <w:qFormat/>
-    <w:rsid w:val="00455946"/>
+    <w:rsid w:val="001C6E4D"/>
     <w:pPr>
       <w:spacing w:after="0" w:line="360" w:lineRule="auto"/>
       <w:jc w:val="both"/>
@@ -2095,6 +3428,45 @@
       <w:szCs w:val="20"/>
       <w:lang w:eastAsia="pt-BR"/>
     </w:rPr>
+  </w:style>
+  <w:style w:type="table" w:styleId="Tabelacomgrade">
+    <w:name w:val="Table Grid"/>
+    <w:basedOn w:val="Tabelanormal"/>
+    <w:uiPriority w:val="39"/>
+    <w:rsid w:val="00B40CF7"/>
+    <w:pPr>
+      <w:spacing w:after="0" w:line="240" w:lineRule="auto"/>
+    </w:pPr>
+    <w:tblPr>
+      <w:tblBorders>
+        <w:top w:val="single" w:sz="4" w:space="0" w:color="auto"/>
+        <w:left w:val="single" w:sz="4" w:space="0" w:color="auto"/>
+        <w:bottom w:val="single" w:sz="4" w:space="0" w:color="auto"/>
+        <w:right w:val="single" w:sz="4" w:space="0" w:color="auto"/>
+        <w:insideH w:val="single" w:sz="4" w:space="0" w:color="auto"/>
+        <w:insideV w:val="single" w:sz="4" w:space="0" w:color="auto"/>
+      </w:tblBorders>
+    </w:tblPr>
+  </w:style>
+  <w:style w:type="character" w:customStyle="1" w:styleId="g">
+    <w:name w:val="ͼg"/>
+    <w:basedOn w:val="Fontepargpadro"/>
+    <w:rsid w:val="001C4F0C"/>
+  </w:style>
+  <w:style w:type="character" w:customStyle="1" w:styleId="m">
+    <w:name w:val="ͼm"/>
+    <w:basedOn w:val="Fontepargpadro"/>
+    <w:rsid w:val="001C4F0C"/>
+  </w:style>
+  <w:style w:type="character" w:customStyle="1" w:styleId="e">
+    <w:name w:val="ͼe"/>
+    <w:basedOn w:val="Fontepargpadro"/>
+    <w:rsid w:val="001C4F0C"/>
+  </w:style>
+  <w:style w:type="character" w:customStyle="1" w:styleId="j">
+    <w:name w:val="ͼj"/>
+    <w:basedOn w:val="Fontepargpadro"/>
+    <w:rsid w:val="001C4F0C"/>
   </w:style>
 </w:styles>
 </file>
@@ -2392,4 +3764,16 @@
     </a:ext>
   </a:extLst>
 </a:theme>
+</file>
+
+<file path=customXml/item1.xml><?xml version="1.0" encoding="utf-8"?>
+<b:Sources xmlns:b="http://schemas.openxmlformats.org/officeDocument/2006/bibliography" xmlns="http://schemas.openxmlformats.org/officeDocument/2006/bibliography" SelectedStyle="\APASixthEditionOfficeOnline.xsl" StyleName="APA" Version="6"/>
+</file>
+
+<file path=customXml/itemProps1.xml><?xml version="1.0" encoding="utf-8"?>
+<ds:datastoreItem xmlns:ds="http://schemas.openxmlformats.org/officeDocument/2006/customXml" ds:itemID="{6486DE38-1568-45E4-AB02-0D138A8345F5}">
+  <ds:schemaRefs>
+    <ds:schemaRef ds:uri="http://schemas.openxmlformats.org/officeDocument/2006/bibliography"/>
+  </ds:schemaRefs>
+</ds:datastoreItem>
 </file>
--- a/ads/software-basico/Provas/P1 - Finalizada.docx
+++ b/ads/software-basico/Provas/P1 - Finalizada.docx
@@ -2282,6 +2282,797 @@
           <w:sz w:val="20"/>
         </w:rPr>
         <w:t>Código Python</w:t>
+      </w:r>
+    </w:p>
+    <w:p/>
+    <w:p/>
+    <w:p/>
+    <w:p/>
+    <w:p/>
+    <w:p/>
+    <w:p/>
+    <w:p/>
+    <w:p/>
+    <w:p/>
+    <w:p/>
+    <w:p/>
+    <w:p/>
+    <w:p/>
+    <w:p/>
+    <w:p/>
+    <w:p/>
+    <w:p>
+      <w:r>
+        <w:lastRenderedPageBreak/>
+        <w:t>Lembretes:</w:t>
+      </w:r>
+    </w:p>
+    <w:p>
+      <w:r>
+        <w:rPr>
+          <w:rFonts w:eastAsiaTheme="minorEastAsia" w:cs="Times New Roman"/>
+          <w:noProof/>
+          <w:color w:val="000000" w:themeColor="text1"/>
+          <w:sz w:val="20"/>
+          <w:szCs w:val="20"/>
+        </w:rPr>
+        <w:drawing>
+          <wp:inline distT="0" distB="0" distL="0" distR="0" wp14:anchorId="50CEBA6F" wp14:editId="25D318F4">
+            <wp:extent cx="5038928" cy="3330849"/>
+            <wp:effectExtent l="0" t="0" r="3175" b="0"/>
+            <wp:docPr id="307392267" name="Imagem 10" descr="Forma, Polígono&#10;&#10;O conteúdo gerado por IA pode estar incorreto."/>
+            <wp:cNvGraphicFramePr>
+              <a:graphicFrameLocks xmlns:a="http://schemas.openxmlformats.org/drawingml/2006/main" noChangeAspect="1"/>
+            </wp:cNvGraphicFramePr>
+            <a:graphic xmlns:a="http://schemas.openxmlformats.org/drawingml/2006/main">
+              <a:graphicData uri="http://schemas.openxmlformats.org/drawingml/2006/picture">
+                <pic:pic xmlns:pic="http://schemas.openxmlformats.org/drawingml/2006/picture">
+                  <pic:nvPicPr>
+                    <pic:cNvPr id="307392267" name="Imagem 10" descr="Forma, Polígono&#10;&#10;O conteúdo gerado por IA pode estar incorreto."/>
+                    <pic:cNvPicPr/>
+                  </pic:nvPicPr>
+                  <pic:blipFill>
+                    <a:blip r:embed="rId9" cstate="print">
+                      <a:extLst>
+                        <a:ext uri="{28A0092B-C50C-407E-A947-70E740481C1C}">
+                          <a14:useLocalDpi xmlns:a14="http://schemas.microsoft.com/office/drawing/2010/main" val="0"/>
+                        </a:ext>
+                      </a:extLst>
+                    </a:blip>
+                    <a:stretch>
+                      <a:fillRect/>
+                    </a:stretch>
+                  </pic:blipFill>
+                  <pic:spPr>
+                    <a:xfrm>
+                      <a:off x="0" y="0"/>
+                      <a:ext cx="5047263" cy="3336358"/>
+                    </a:xfrm>
+                    <a:prstGeom prst="rect">
+                      <a:avLst/>
+                    </a:prstGeom>
+                  </pic:spPr>
+                </pic:pic>
+              </a:graphicData>
+            </a:graphic>
+          </wp:inline>
+        </w:drawing>
+      </w:r>
+    </w:p>
+    <w:p/>
+    <w:tbl>
+      <w:tblPr>
+        <w:tblStyle w:val="Tabelacomgrade"/>
+        <w:tblW w:w="0" w:type="auto"/>
+        <w:jc w:val="center"/>
+        <w:tblLook w:val="04A0" w:firstRow="1" w:lastRow="0" w:firstColumn="1" w:lastColumn="0" w:noHBand="0" w:noVBand="1"/>
+      </w:tblPr>
+      <w:tblGrid>
+        <w:gridCol w:w="1271"/>
+        <w:gridCol w:w="1271"/>
+        <w:gridCol w:w="1217"/>
+        <w:gridCol w:w="1217"/>
+      </w:tblGrid>
+      <w:tr>
+        <w:trPr>
+          <w:jc w:val="center"/>
+        </w:trPr>
+        <w:tc>
+          <w:tcPr>
+            <w:tcW w:w="1271" w:type="dxa"/>
+            <w:vAlign w:val="center"/>
+          </w:tcPr>
+          <w:p>
+            <w:pPr>
+              <w:jc w:val="center"/>
+              <w:rPr>
+                <w:b/>
+                <w:bCs/>
+                <w:color w:val="000000" w:themeColor="text1"/>
+              </w:rPr>
+            </w:pPr>
+            <w:r>
+              <w:rPr>
+                <w:b/>
+                <w:bCs/>
+                <w:color w:val="000000" w:themeColor="text1"/>
+              </w:rPr>
+              <w:t>Entradas 1</w:t>
+            </w:r>
+          </w:p>
+        </w:tc>
+        <w:tc>
+          <w:tcPr>
+            <w:tcW w:w="1271" w:type="dxa"/>
+            <w:vAlign w:val="center"/>
+          </w:tcPr>
+          <w:p>
+            <w:pPr>
+              <w:jc w:val="center"/>
+              <w:rPr>
+                <w:b/>
+                <w:bCs/>
+                <w:color w:val="000000" w:themeColor="text1"/>
+              </w:rPr>
+            </w:pPr>
+            <w:r>
+              <w:rPr>
+                <w:b/>
+                <w:bCs/>
+                <w:color w:val="000000" w:themeColor="text1"/>
+              </w:rPr>
+              <w:t>Entradas 2</w:t>
+            </w:r>
+          </w:p>
+        </w:tc>
+        <w:tc>
+          <w:tcPr>
+            <w:tcW w:w="1217" w:type="dxa"/>
+            <w:vAlign w:val="center"/>
+          </w:tcPr>
+          <w:p>
+            <w:pPr>
+              <w:jc w:val="center"/>
+              <w:rPr>
+                <w:b/>
+                <w:bCs/>
+                <w:color w:val="000000" w:themeColor="text1"/>
+              </w:rPr>
+            </w:pPr>
+            <w:r>
+              <w:rPr>
+                <w:b/>
+                <w:bCs/>
+                <w:color w:val="000000" w:themeColor="text1"/>
+              </w:rPr>
+              <w:t>E</w:t>
+            </w:r>
+          </w:p>
+        </w:tc>
+        <w:tc>
+          <w:tcPr>
+            <w:tcW w:w="1217" w:type="dxa"/>
+            <w:vAlign w:val="center"/>
+          </w:tcPr>
+          <w:p>
+            <w:pPr>
+              <w:jc w:val="center"/>
+              <w:rPr>
+                <w:b/>
+                <w:bCs/>
+                <w:color w:val="000000" w:themeColor="text1"/>
+              </w:rPr>
+            </w:pPr>
+            <w:r>
+              <w:rPr>
+                <w:b/>
+                <w:bCs/>
+                <w:color w:val="000000" w:themeColor="text1"/>
+              </w:rPr>
+              <w:t>OU</w:t>
+            </w:r>
+          </w:p>
+        </w:tc>
+      </w:tr>
+      <w:tr>
+        <w:trPr>
+          <w:jc w:val="center"/>
+        </w:trPr>
+        <w:tc>
+          <w:tcPr>
+            <w:tcW w:w="1271" w:type="dxa"/>
+            <w:vAlign w:val="center"/>
+          </w:tcPr>
+          <w:p>
+            <w:pPr>
+              <w:jc w:val="center"/>
+              <w:rPr>
+                <w:color w:val="000000" w:themeColor="text1"/>
+              </w:rPr>
+            </w:pPr>
+            <w:r>
+              <w:rPr>
+                <w:color w:val="000000" w:themeColor="text1"/>
+              </w:rPr>
+              <w:t>Falso</w:t>
+            </w:r>
+          </w:p>
+        </w:tc>
+        <w:tc>
+          <w:tcPr>
+            <w:tcW w:w="1271" w:type="dxa"/>
+            <w:vAlign w:val="center"/>
+          </w:tcPr>
+          <w:p>
+            <w:pPr>
+              <w:jc w:val="center"/>
+              <w:rPr>
+                <w:color w:val="000000" w:themeColor="text1"/>
+              </w:rPr>
+            </w:pPr>
+            <w:r>
+              <w:rPr>
+                <w:color w:val="000000" w:themeColor="text1"/>
+              </w:rPr>
+              <w:t>Falso</w:t>
+            </w:r>
+          </w:p>
+        </w:tc>
+        <w:tc>
+          <w:tcPr>
+            <w:tcW w:w="1217" w:type="dxa"/>
+            <w:vAlign w:val="center"/>
+          </w:tcPr>
+          <w:p>
+            <w:pPr>
+              <w:jc w:val="center"/>
+              <w:rPr>
+                <w:color w:val="000000" w:themeColor="text1"/>
+              </w:rPr>
+            </w:pPr>
+            <w:r>
+              <w:rPr>
+                <w:color w:val="000000" w:themeColor="text1"/>
+              </w:rPr>
+              <w:t>Falso</w:t>
+            </w:r>
+          </w:p>
+        </w:tc>
+        <w:tc>
+          <w:tcPr>
+            <w:tcW w:w="1217" w:type="dxa"/>
+            <w:vAlign w:val="center"/>
+          </w:tcPr>
+          <w:p>
+            <w:pPr>
+              <w:jc w:val="center"/>
+              <w:rPr>
+                <w:color w:val="000000" w:themeColor="text1"/>
+              </w:rPr>
+            </w:pPr>
+            <w:r>
+              <w:rPr>
+                <w:color w:val="000000" w:themeColor="text1"/>
+              </w:rPr>
+              <w:t>Falso</w:t>
+            </w:r>
+          </w:p>
+        </w:tc>
+      </w:tr>
+      <w:tr>
+        <w:trPr>
+          <w:jc w:val="center"/>
+        </w:trPr>
+        <w:tc>
+          <w:tcPr>
+            <w:tcW w:w="1271" w:type="dxa"/>
+            <w:vAlign w:val="center"/>
+          </w:tcPr>
+          <w:p>
+            <w:pPr>
+              <w:jc w:val="center"/>
+              <w:rPr>
+                <w:color w:val="000000" w:themeColor="text1"/>
+              </w:rPr>
+            </w:pPr>
+            <w:r>
+              <w:rPr>
+                <w:color w:val="000000" w:themeColor="text1"/>
+              </w:rPr>
+              <w:t>Falso</w:t>
+            </w:r>
+          </w:p>
+        </w:tc>
+        <w:tc>
+          <w:tcPr>
+            <w:tcW w:w="1271" w:type="dxa"/>
+            <w:vAlign w:val="center"/>
+          </w:tcPr>
+          <w:p>
+            <w:pPr>
+              <w:jc w:val="center"/>
+              <w:rPr>
+                <w:color w:val="000000" w:themeColor="text1"/>
+              </w:rPr>
+            </w:pPr>
+            <w:r>
+              <w:rPr>
+                <w:color w:val="000000" w:themeColor="text1"/>
+              </w:rPr>
+              <w:t>Verdadeiro</w:t>
+            </w:r>
+          </w:p>
+        </w:tc>
+        <w:tc>
+          <w:tcPr>
+            <w:tcW w:w="1217" w:type="dxa"/>
+            <w:vAlign w:val="center"/>
+          </w:tcPr>
+          <w:p>
+            <w:pPr>
+              <w:jc w:val="center"/>
+              <w:rPr>
+                <w:color w:val="000000" w:themeColor="text1"/>
+              </w:rPr>
+            </w:pPr>
+            <w:r>
+              <w:rPr>
+                <w:color w:val="000000" w:themeColor="text1"/>
+              </w:rPr>
+              <w:t>Falso</w:t>
+            </w:r>
+          </w:p>
+        </w:tc>
+        <w:tc>
+          <w:tcPr>
+            <w:tcW w:w="1217" w:type="dxa"/>
+            <w:vAlign w:val="center"/>
+          </w:tcPr>
+          <w:p>
+            <w:pPr>
+              <w:jc w:val="center"/>
+              <w:rPr>
+                <w:color w:val="000000" w:themeColor="text1"/>
+              </w:rPr>
+            </w:pPr>
+            <w:r>
+              <w:rPr>
+                <w:color w:val="000000" w:themeColor="text1"/>
+              </w:rPr>
+              <w:t>Verdadeiro</w:t>
+            </w:r>
+          </w:p>
+        </w:tc>
+      </w:tr>
+      <w:tr>
+        <w:trPr>
+          <w:jc w:val="center"/>
+        </w:trPr>
+        <w:tc>
+          <w:tcPr>
+            <w:tcW w:w="1271" w:type="dxa"/>
+            <w:vAlign w:val="center"/>
+          </w:tcPr>
+          <w:p>
+            <w:pPr>
+              <w:jc w:val="center"/>
+              <w:rPr>
+                <w:color w:val="000000" w:themeColor="text1"/>
+              </w:rPr>
+            </w:pPr>
+            <w:r>
+              <w:rPr>
+                <w:color w:val="000000" w:themeColor="text1"/>
+              </w:rPr>
+              <w:t>Verdadeiro</w:t>
+            </w:r>
+          </w:p>
+        </w:tc>
+        <w:tc>
+          <w:tcPr>
+            <w:tcW w:w="1271" w:type="dxa"/>
+            <w:vAlign w:val="center"/>
+          </w:tcPr>
+          <w:p>
+            <w:pPr>
+              <w:jc w:val="center"/>
+              <w:rPr>
+                <w:color w:val="000000" w:themeColor="text1"/>
+              </w:rPr>
+            </w:pPr>
+            <w:r>
+              <w:rPr>
+                <w:color w:val="000000" w:themeColor="text1"/>
+              </w:rPr>
+              <w:t>Falso</w:t>
+            </w:r>
+          </w:p>
+        </w:tc>
+        <w:tc>
+          <w:tcPr>
+            <w:tcW w:w="1217" w:type="dxa"/>
+            <w:vAlign w:val="center"/>
+          </w:tcPr>
+          <w:p>
+            <w:pPr>
+              <w:jc w:val="center"/>
+              <w:rPr>
+                <w:color w:val="000000" w:themeColor="text1"/>
+              </w:rPr>
+            </w:pPr>
+            <w:r>
+              <w:rPr>
+                <w:color w:val="000000" w:themeColor="text1"/>
+              </w:rPr>
+              <w:t>Falso</w:t>
+            </w:r>
+          </w:p>
+        </w:tc>
+        <w:tc>
+          <w:tcPr>
+            <w:tcW w:w="1217" w:type="dxa"/>
+            <w:vAlign w:val="center"/>
+          </w:tcPr>
+          <w:p>
+            <w:pPr>
+              <w:jc w:val="center"/>
+              <w:rPr>
+                <w:color w:val="000000" w:themeColor="text1"/>
+              </w:rPr>
+            </w:pPr>
+            <w:r>
+              <w:rPr>
+                <w:color w:val="000000" w:themeColor="text1"/>
+              </w:rPr>
+              <w:t>Verdadeiro</w:t>
+            </w:r>
+          </w:p>
+        </w:tc>
+      </w:tr>
+      <w:tr>
+        <w:trPr>
+          <w:jc w:val="center"/>
+        </w:trPr>
+        <w:tc>
+          <w:tcPr>
+            <w:tcW w:w="1271" w:type="dxa"/>
+            <w:vAlign w:val="center"/>
+          </w:tcPr>
+          <w:p>
+            <w:pPr>
+              <w:jc w:val="center"/>
+              <w:rPr>
+                <w:color w:val="000000" w:themeColor="text1"/>
+              </w:rPr>
+            </w:pPr>
+            <w:r>
+              <w:rPr>
+                <w:color w:val="000000" w:themeColor="text1"/>
+              </w:rPr>
+              <w:t>Verdadeiro</w:t>
+            </w:r>
+          </w:p>
+        </w:tc>
+        <w:tc>
+          <w:tcPr>
+            <w:tcW w:w="1271" w:type="dxa"/>
+            <w:vAlign w:val="center"/>
+          </w:tcPr>
+          <w:p>
+            <w:pPr>
+              <w:jc w:val="center"/>
+              <w:rPr>
+                <w:color w:val="000000" w:themeColor="text1"/>
+              </w:rPr>
+            </w:pPr>
+            <w:r>
+              <w:rPr>
+                <w:color w:val="000000" w:themeColor="text1"/>
+              </w:rPr>
+              <w:t>Verdadeiro</w:t>
+            </w:r>
+          </w:p>
+        </w:tc>
+        <w:tc>
+          <w:tcPr>
+            <w:tcW w:w="1217" w:type="dxa"/>
+            <w:vAlign w:val="center"/>
+          </w:tcPr>
+          <w:p>
+            <w:pPr>
+              <w:jc w:val="center"/>
+              <w:rPr>
+                <w:color w:val="000000" w:themeColor="text1"/>
+              </w:rPr>
+            </w:pPr>
+            <w:r>
+              <w:rPr>
+                <w:color w:val="000000" w:themeColor="text1"/>
+              </w:rPr>
+              <w:t>Verdadeiro</w:t>
+            </w:r>
+          </w:p>
+        </w:tc>
+        <w:tc>
+          <w:tcPr>
+            <w:tcW w:w="1217" w:type="dxa"/>
+            <w:vAlign w:val="center"/>
+          </w:tcPr>
+          <w:p>
+            <w:pPr>
+              <w:jc w:val="center"/>
+              <w:rPr>
+                <w:color w:val="000000" w:themeColor="text1"/>
+              </w:rPr>
+            </w:pPr>
+            <w:r>
+              <w:rPr>
+                <w:color w:val="000000" w:themeColor="text1"/>
+              </w:rPr>
+              <w:t>Verdadeiro</w:t>
+            </w:r>
+          </w:p>
+        </w:tc>
+      </w:tr>
+    </w:tbl>
+    <w:p>
+      <w:pPr>
+        <w:rPr>
+          <w:sz w:val="28"/>
+          <w:szCs w:val="28"/>
+        </w:rPr>
+      </w:pPr>
+    </w:p>
+    <w:p>
+      <w:pPr>
+        <w:rPr>
+          <w:rFonts w:eastAsia="Times New Roman" w:cs="Times New Roman"/>
+          <w:color w:val="000000" w:themeColor="text1"/>
+          <w:sz w:val="24"/>
+          <w:szCs w:val="24"/>
+          <w:lang w:eastAsia="pt-BR"/>
+        </w:rPr>
+      </w:pPr>
+      <w:r>
+        <w:rPr>
+          <w:rFonts w:eastAsia="Times New Roman" w:cs="Times New Roman"/>
+          <w:color w:val="000000" w:themeColor="text1"/>
+          <w:sz w:val="24"/>
+          <w:szCs w:val="24"/>
+          <w:lang w:eastAsia="pt-BR"/>
+        </w:rPr>
+        <w:t>Entrada = input("Digite:"))</w:t>
+      </w:r>
+    </w:p>
+    <w:p>
+      <w:pPr>
+        <w:rPr>
+          <w:rFonts w:eastAsia="Times New Roman" w:cs="Times New Roman"/>
+          <w:color w:val="000000" w:themeColor="text1"/>
+          <w:sz w:val="24"/>
+          <w:szCs w:val="24"/>
+          <w:lang w:eastAsia="pt-BR"/>
+        </w:rPr>
+      </w:pPr>
+      <w:proofErr w:type="spellStart"/>
+      <w:r>
+        <w:rPr>
+          <w:rFonts w:eastAsia="Times New Roman" w:cs="Times New Roman"/>
+          <w:color w:val="000000" w:themeColor="text1"/>
+          <w:sz w:val="24"/>
+          <w:szCs w:val="24"/>
+          <w:lang w:eastAsia="pt-BR"/>
+        </w:rPr>
+        <w:t>if</w:t>
+      </w:r>
+      <w:proofErr w:type="spellEnd"/>
+      <w:r>
+        <w:rPr>
+          <w:rFonts w:eastAsia="Times New Roman" w:cs="Times New Roman"/>
+          <w:color w:val="000000" w:themeColor="text1"/>
+          <w:sz w:val="24"/>
+          <w:szCs w:val="24"/>
+          <w:lang w:eastAsia="pt-BR"/>
+        </w:rPr>
+        <w:t xml:space="preserve"> (</w:t>
+      </w:r>
+      <w:proofErr w:type="gramStart"/>
+      <w:r>
+        <w:rPr>
+          <w:rFonts w:eastAsia="Times New Roman" w:cs="Times New Roman"/>
+          <w:color w:val="000000" w:themeColor="text1"/>
+          <w:sz w:val="24"/>
+          <w:szCs w:val="24"/>
+          <w:lang w:eastAsia="pt-BR"/>
+        </w:rPr>
+        <w:t>media</w:t>
+      </w:r>
+      <w:proofErr w:type="gramEnd"/>
+      <w:r>
+        <w:rPr>
+          <w:rFonts w:eastAsia="Times New Roman" w:cs="Times New Roman"/>
+          <w:color w:val="000000" w:themeColor="text1"/>
+          <w:sz w:val="24"/>
+          <w:szCs w:val="24"/>
+          <w:lang w:eastAsia="pt-BR"/>
+        </w:rPr>
+        <w:t xml:space="preserve"> &lt;= 20):</w:t>
+      </w:r>
+    </w:p>
+    <w:p>
+      <w:pPr>
+        <w:ind w:left="284"/>
+        <w:rPr>
+          <w:rFonts w:eastAsia="Times New Roman" w:cs="Times New Roman"/>
+          <w:color w:val="000000" w:themeColor="text1"/>
+          <w:sz w:val="24"/>
+          <w:szCs w:val="24"/>
+          <w:lang w:eastAsia="pt-BR"/>
+        </w:rPr>
+      </w:pPr>
+      <w:r>
+        <w:rPr>
+          <w:rFonts w:eastAsia="Times New Roman" w:cs="Times New Roman"/>
+          <w:color w:val="000000" w:themeColor="text1"/>
+          <w:sz w:val="24"/>
+          <w:szCs w:val="24"/>
+          <w:lang w:eastAsia="pt-BR"/>
+        </w:rPr>
+        <w:t>print("mensagem")</w:t>
+      </w:r>
+    </w:p>
+    <w:p>
+      <w:pPr>
+        <w:rPr>
+          <w:rFonts w:eastAsia="Times New Roman" w:cs="Times New Roman"/>
+          <w:color w:val="000000" w:themeColor="text1"/>
+          <w:sz w:val="24"/>
+          <w:szCs w:val="24"/>
+          <w:lang w:eastAsia="pt-BR"/>
+        </w:rPr>
+      </w:pPr>
+      <w:proofErr w:type="spellStart"/>
+      <w:r>
+        <w:rPr>
+          <w:rFonts w:eastAsia="Times New Roman" w:cs="Times New Roman"/>
+          <w:color w:val="000000" w:themeColor="text1"/>
+          <w:sz w:val="24"/>
+          <w:szCs w:val="24"/>
+          <w:lang w:eastAsia="pt-BR"/>
+        </w:rPr>
+        <w:t>elif</w:t>
+      </w:r>
+      <w:proofErr w:type="spellEnd"/>
+      <w:r>
+        <w:rPr>
+          <w:rFonts w:eastAsia="Times New Roman" w:cs="Times New Roman"/>
+          <w:color w:val="000000" w:themeColor="text1"/>
+          <w:sz w:val="24"/>
+          <w:szCs w:val="24"/>
+          <w:lang w:eastAsia="pt-BR"/>
+        </w:rPr>
+        <w:t xml:space="preserve"> (</w:t>
+      </w:r>
+      <w:proofErr w:type="gramStart"/>
+      <w:r>
+        <w:rPr>
+          <w:rFonts w:eastAsia="Times New Roman" w:cs="Times New Roman"/>
+          <w:color w:val="000000" w:themeColor="text1"/>
+          <w:sz w:val="24"/>
+          <w:szCs w:val="24"/>
+          <w:lang w:eastAsia="pt-BR"/>
+        </w:rPr>
+        <w:t>media</w:t>
+      </w:r>
+      <w:proofErr w:type="gramEnd"/>
+      <w:r>
+        <w:rPr>
+          <w:rFonts w:eastAsia="Times New Roman" w:cs="Times New Roman"/>
+          <w:color w:val="000000" w:themeColor="text1"/>
+          <w:sz w:val="24"/>
+          <w:szCs w:val="24"/>
+          <w:lang w:eastAsia="pt-BR"/>
+        </w:rPr>
+        <w:t xml:space="preserve"> &gt;= 30):</w:t>
+      </w:r>
+    </w:p>
+    <w:p>
+      <w:pPr>
+        <w:ind w:left="284"/>
+        <w:rPr>
+          <w:rFonts w:eastAsia="Times New Roman" w:cs="Times New Roman"/>
+          <w:color w:val="000000" w:themeColor="text1"/>
+          <w:sz w:val="24"/>
+          <w:szCs w:val="24"/>
+          <w:lang w:eastAsia="pt-BR"/>
+        </w:rPr>
+      </w:pPr>
+      <w:proofErr w:type="gramStart"/>
+      <w:r>
+        <w:rPr>
+          <w:rFonts w:eastAsia="Times New Roman" w:cs="Times New Roman"/>
+          <w:color w:val="000000" w:themeColor="text1"/>
+          <w:sz w:val="24"/>
+          <w:szCs w:val="24"/>
+          <w:lang w:eastAsia="pt-BR"/>
+        </w:rPr>
+        <w:t>print(</w:t>
+      </w:r>
+      <w:proofErr w:type="gramEnd"/>
+      <w:r>
+        <w:rPr>
+          <w:rFonts w:eastAsia="Times New Roman" w:cs="Times New Roman"/>
+          <w:color w:val="000000" w:themeColor="text1"/>
+          <w:sz w:val="24"/>
+          <w:szCs w:val="24"/>
+          <w:lang w:eastAsia="pt-BR"/>
+        </w:rPr>
+        <w:t>"mensagem ")</w:t>
+      </w:r>
+    </w:p>
+    <w:p>
+      <w:pPr>
+        <w:rPr>
+          <w:rFonts w:eastAsia="Times New Roman" w:cs="Times New Roman"/>
+          <w:color w:val="000000" w:themeColor="text1"/>
+          <w:sz w:val="24"/>
+          <w:szCs w:val="24"/>
+          <w:lang w:val="en-US" w:eastAsia="pt-BR"/>
+        </w:rPr>
+      </w:pPr>
+      <w:r>
+        <w:rPr>
+          <w:rFonts w:eastAsia="Times New Roman" w:cs="Times New Roman"/>
+          <w:color w:val="000000" w:themeColor="text1"/>
+          <w:sz w:val="24"/>
+          <w:szCs w:val="24"/>
+          <w:lang w:val="en-US" w:eastAsia="pt-BR"/>
+        </w:rPr>
+        <w:t>else:</w:t>
+      </w:r>
+    </w:p>
+    <w:p>
+      <w:pPr>
+        <w:ind w:left="284"/>
+        <w:rPr>
+          <w:rFonts w:eastAsia="Times New Roman" w:cs="Times New Roman"/>
+          <w:color w:val="000000" w:themeColor="text1"/>
+          <w:sz w:val="24"/>
+          <w:szCs w:val="24"/>
+          <w:lang w:val="en-US" w:eastAsia="pt-BR"/>
+        </w:rPr>
+      </w:pPr>
+      <w:r>
+        <w:rPr>
+          <w:rFonts w:eastAsia="Times New Roman" w:cs="Times New Roman"/>
+          <w:color w:val="000000" w:themeColor="text1"/>
+          <w:sz w:val="24"/>
+          <w:szCs w:val="24"/>
+          <w:lang w:val="en-US" w:eastAsia="pt-BR"/>
+        </w:rPr>
+        <w:t>print("</w:t>
+      </w:r>
+      <w:proofErr w:type="spellStart"/>
+      <w:r>
+        <w:rPr>
+          <w:rFonts w:eastAsia="Times New Roman" w:cs="Times New Roman"/>
+          <w:color w:val="000000" w:themeColor="text1"/>
+          <w:sz w:val="24"/>
+          <w:szCs w:val="24"/>
+          <w:lang w:val="en-US" w:eastAsia="pt-BR"/>
+        </w:rPr>
+        <w:t>mensagem</w:t>
+      </w:r>
+      <w:proofErr w:type="spellEnd"/>
+      <w:r>
+        <w:rPr>
+          <w:rFonts w:eastAsia="Times New Roman" w:cs="Times New Roman"/>
+          <w:color w:val="000000" w:themeColor="text1"/>
+          <w:sz w:val="24"/>
+          <w:szCs w:val="24"/>
+          <w:lang w:val="en-US" w:eastAsia="pt-BR"/>
+        </w:rPr>
+        <w:t>")</w:t>
       </w:r>
     </w:p>
     <w:p/>
@@ -2987,7 +3778,7 @@
     <w:lsdException w:name="Table Web 2" w:semiHidden="1" w:unhideWhenUsed="1"/>
     <w:lsdException w:name="Table Web 3" w:semiHidden="1" w:unhideWhenUsed="1"/>
     <w:lsdException w:name="Balloon Text" w:semiHidden="1" w:unhideWhenUsed="1"/>
-    <w:lsdException w:name="Table Grid" w:uiPriority="39"/>
+    <w:lsdException w:name="Table Grid" w:uiPriority="0"/>
     <w:lsdException w:name="Table Theme" w:semiHidden="1" w:unhideWhenUsed="1"/>
     <w:lsdException w:name="Placeholder Text" w:semiHidden="1"/>
     <w:lsdException w:name="No Spacing" w:uiPriority="1" w:qFormat="1"/>
@@ -3432,7 +4223,6 @@
   <w:style w:type="table" w:styleId="Tabelacomgrade">
     <w:name w:val="Table Grid"/>
     <w:basedOn w:val="Tabelanormal"/>
-    <w:uiPriority w:val="39"/>
     <w:rsid w:val="00B40CF7"/>
     <w:pPr>
       <w:spacing w:after="0" w:line="240" w:lineRule="auto"/>
